--- a/szerkesztendo_dokumentumok/teljesDokumentacio_REKA.docx
+++ b/szerkesztendo_dokumentumok/teljesDokumentacio_REKA.docx
@@ -288,39 +288,7 @@
                     <w:sz w:val="28"/>
                     <w:szCs w:val="28"/>
                   </w:rPr>
-                  <w:t>Paller</w:t>
-                </w:r>
-                <w:r>
-                  <w:rPr>
-                    <w:color w:val="00C6BB" w:themeColor="accent1"/>
-                    <w:sz w:val="28"/>
-                    <w:szCs w:val="28"/>
-                  </w:rPr>
-                  <w:t> </w:t>
-                </w:r>
-                <w:r>
-                  <w:rPr>
-                    <w:color w:val="00C6BB" w:themeColor="accent1"/>
-                    <w:sz w:val="28"/>
-                    <w:szCs w:val="28"/>
-                  </w:rPr>
-                  <w:t>Péter</w:t>
-                </w:r>
-                <w:r>
-                  <w:rPr>
-                    <w:color w:val="00C6BB" w:themeColor="accent1"/>
-                    <w:sz w:val="28"/>
-                    <w:szCs w:val="28"/>
-                  </w:rPr>
-                  <w:t> </w:t>
-                </w:r>
-                <w:r>
-                  <w:rPr>
-                    <w:color w:val="00C6BB" w:themeColor="accent1"/>
-                    <w:sz w:val="28"/>
-                    <w:szCs w:val="28"/>
-                  </w:rPr>
-                  <w:t>Décse</w:t>
+                  <w:t>Paller Péter Décse</w:t>
                 </w:r>
               </w:p>
               <w:sdt>
@@ -425,10 +393,18 @@
         </w:sectPr>
       </w:pPr>
     </w:p>
-    <w:bookmarkStart w:id="5" w:name="_Toc225232281" w:displacedByCustomXml="next"/>
-    <w:bookmarkStart w:id="6" w:name="_Toc225232123" w:displacedByCustomXml="next"/>
+    <w:bookmarkStart w:id="5" w:name="_Toc225232123" w:displacedByCustomXml="next"/>
+    <w:bookmarkStart w:id="6" w:name="_Toc225232281" w:displacedByCustomXml="next"/>
     <w:sdt>
       <w:sdtPr>
+        <w:rPr>
+          <w:rFonts w:eastAsiaTheme="minorHAnsi" w:cstheme="minorBidi"/>
+          <w:b w:val="0"/>
+          <w:color w:val="auto"/>
+          <w:sz w:val="22"/>
+          <w:szCs w:val="22"/>
+          <w:lang w:eastAsia="en-US"/>
+        </w:rPr>
         <w:id w:val="-148595375"/>
         <w:docPartObj>
           <w:docPartGallery w:val="Table of Contents"/>
@@ -437,12 +413,7 @@
       </w:sdtPr>
       <w:sdtEndPr>
         <w:rPr>
-          <w:rFonts w:eastAsiaTheme="minorHAnsi" w:cstheme="minorBidi"/>
           <w:bCs/>
-          <w:color w:val="auto"/>
-          <w:sz w:val="22"/>
-          <w:szCs w:val="22"/>
-          <w:lang w:eastAsia="en-US"/>
         </w:rPr>
       </w:sdtEndPr>
       <w:sdtContent>
@@ -475,7 +446,7 @@
           <w:r>
             <w:fldChar w:fldCharType="separate"/>
           </w:r>
-          <w:hyperlink w:anchor="_Toc225233627" w:history="1">
+          <w:hyperlink w:anchor="_Toc225332515" w:history="1">
             <w:r>
               <w:rPr>
                 <w:rStyle w:val="Hiperhivatkozs"/>
@@ -517,7 +488,7 @@
                 <w:noProof/>
                 <w:webHidden/>
               </w:rPr>
-              <w:instrText xml:space="preserve"> PAGEREF _Toc225233627 \h </w:instrText>
+              <w:instrText xml:space="preserve"> PAGEREF _Toc225332515 \h </w:instrText>
             </w:r>
             <w:r>
               <w:rPr>
@@ -557,7 +528,7 @@
               <w:lang w:eastAsia="hu-HU"/>
             </w:rPr>
           </w:pPr>
-          <w:hyperlink w:anchor="_Toc225233628" w:history="1">
+          <w:hyperlink w:anchor="_Toc225332516" w:history="1">
             <w:r>
               <w:rPr>
                 <w:rStyle w:val="Hiperhivatkozs"/>
@@ -605,7 +576,7 @@
                 <w:noProof/>
                 <w:webHidden/>
               </w:rPr>
-              <w:instrText xml:space="preserve"> PAGEREF _Toc225233628 \h </w:instrText>
+              <w:instrText xml:space="preserve"> PAGEREF _Toc225332516 \h </w:instrText>
             </w:r>
             <w:r>
               <w:rPr>
@@ -649,7 +620,7 @@
               <w:lang w:eastAsia="hu-HU"/>
             </w:rPr>
           </w:pPr>
-          <w:hyperlink w:anchor="_Toc225233629" w:history="1">
+          <w:hyperlink w:anchor="_Toc225332517" w:history="1">
             <w:r>
               <w:rPr>
                 <w:rStyle w:val="Hiperhivatkozs"/>
@@ -691,7 +662,7 @@
                 <w:noProof/>
                 <w:webHidden/>
               </w:rPr>
-              <w:instrText xml:space="preserve"> PAGEREF _Toc225233629 \h </w:instrText>
+              <w:instrText xml:space="preserve"> PAGEREF _Toc225332517 \h </w:instrText>
             </w:r>
             <w:r>
               <w:rPr>
@@ -735,7 +706,7 @@
               <w:lang w:eastAsia="hu-HU"/>
             </w:rPr>
           </w:pPr>
-          <w:hyperlink w:anchor="_Toc225233630" w:history="1">
+          <w:hyperlink w:anchor="_Toc225332518" w:history="1">
             <w:r>
               <w:rPr>
                 <w:rStyle w:val="Hiperhivatkozs"/>
@@ -777,7 +748,7 @@
                 <w:noProof/>
                 <w:webHidden/>
               </w:rPr>
-              <w:instrText xml:space="preserve"> PAGEREF _Toc225233630 \h </w:instrText>
+              <w:instrText xml:space="preserve"> PAGEREF _Toc225332518 \h </w:instrText>
             </w:r>
             <w:r>
               <w:rPr>
@@ -817,7 +788,7 @@
               <w:lang w:eastAsia="hu-HU"/>
             </w:rPr>
           </w:pPr>
-          <w:hyperlink w:anchor="_Toc225233631" w:history="1">
+          <w:hyperlink w:anchor="_Toc225332519" w:history="1">
             <w:r>
               <w:rPr>
                 <w:rStyle w:val="Hiperhivatkozs"/>
@@ -865,7 +836,7 @@
                 <w:noProof/>
                 <w:webHidden/>
               </w:rPr>
-              <w:instrText xml:space="preserve"> PAGEREF _Toc225233631 \h </w:instrText>
+              <w:instrText xml:space="preserve"> PAGEREF _Toc225332519 \h </w:instrText>
             </w:r>
             <w:r>
               <w:rPr>
@@ -909,7 +880,7 @@
               <w:lang w:eastAsia="hu-HU"/>
             </w:rPr>
           </w:pPr>
-          <w:hyperlink w:anchor="_Toc225233632" w:history="1">
+          <w:hyperlink w:anchor="_Toc225332520" w:history="1">
             <w:r>
               <w:rPr>
                 <w:rStyle w:val="Hiperhivatkozs"/>
@@ -951,7 +922,7 @@
                 <w:noProof/>
                 <w:webHidden/>
               </w:rPr>
-              <w:instrText xml:space="preserve"> PAGEREF _Toc225233632 \h </w:instrText>
+              <w:instrText xml:space="preserve"> PAGEREF _Toc225332520 \h </w:instrText>
             </w:r>
             <w:r>
               <w:rPr>
@@ -995,7 +966,7 @@
               <w:lang w:eastAsia="hu-HU"/>
             </w:rPr>
           </w:pPr>
-          <w:hyperlink w:anchor="_Toc225233633" w:history="1">
+          <w:hyperlink w:anchor="_Toc225332521" w:history="1">
             <w:r>
               <w:rPr>
                 <w:rStyle w:val="Hiperhivatkozs"/>
@@ -1037,7 +1008,7 @@
                 <w:noProof/>
                 <w:webHidden/>
               </w:rPr>
-              <w:instrText xml:space="preserve"> PAGEREF _Toc225233633 \h </w:instrText>
+              <w:instrText xml:space="preserve"> PAGEREF _Toc225332521 \h </w:instrText>
             </w:r>
             <w:r>
               <w:rPr>
@@ -1081,7 +1052,7 @@
               <w:lang w:eastAsia="hu-HU"/>
             </w:rPr>
           </w:pPr>
-          <w:hyperlink w:anchor="_Toc225233634" w:history="1">
+          <w:hyperlink w:anchor="_Toc225332522" w:history="1">
             <w:r>
               <w:rPr>
                 <w:rStyle w:val="Hiperhivatkozs"/>
@@ -1123,7 +1094,7 @@
                 <w:noProof/>
                 <w:webHidden/>
               </w:rPr>
-              <w:instrText xml:space="preserve"> PAGEREF _Toc225233634 \h </w:instrText>
+              <w:instrText xml:space="preserve"> PAGEREF _Toc225332522 \h </w:instrText>
             </w:r>
             <w:r>
               <w:rPr>
@@ -1167,7 +1138,7 @@
               <w:lang w:eastAsia="hu-HU"/>
             </w:rPr>
           </w:pPr>
-          <w:hyperlink w:anchor="_Toc225233635" w:history="1">
+          <w:hyperlink w:anchor="_Toc225332523" w:history="1">
             <w:r>
               <w:rPr>
                 <w:rStyle w:val="Hiperhivatkozs"/>
@@ -1209,7 +1180,7 @@
                 <w:noProof/>
                 <w:webHidden/>
               </w:rPr>
-              <w:instrText xml:space="preserve"> PAGEREF _Toc225233635 \h </w:instrText>
+              <w:instrText xml:space="preserve"> PAGEREF _Toc225332523 \h </w:instrText>
             </w:r>
             <w:r>
               <w:rPr>
@@ -1249,7 +1220,7 @@
               <w:lang w:eastAsia="hu-HU"/>
             </w:rPr>
           </w:pPr>
-          <w:hyperlink w:anchor="_Toc225233636" w:history="1">
+          <w:hyperlink w:anchor="_Toc225332524" w:history="1">
             <w:r>
               <w:rPr>
                 <w:rStyle w:val="Hiperhivatkozs"/>
@@ -1297,7 +1268,7 @@
                 <w:noProof/>
                 <w:webHidden/>
               </w:rPr>
-              <w:instrText xml:space="preserve"> PAGEREF _Toc225233636 \h </w:instrText>
+              <w:instrText xml:space="preserve"> PAGEREF _Toc225332524 \h </w:instrText>
             </w:r>
             <w:r>
               <w:rPr>
@@ -1341,7 +1312,7 @@
               <w:lang w:eastAsia="hu-HU"/>
             </w:rPr>
           </w:pPr>
-          <w:hyperlink w:anchor="_Toc225233637" w:history="1">
+          <w:hyperlink w:anchor="_Toc225332525" w:history="1">
             <w:r>
               <w:rPr>
                 <w:rStyle w:val="Hiperhivatkozs"/>
@@ -1383,7 +1354,7 @@
                 <w:noProof/>
                 <w:webHidden/>
               </w:rPr>
-              <w:instrText xml:space="preserve"> PAGEREF _Toc225233637 \h </w:instrText>
+              <w:instrText xml:space="preserve"> PAGEREF _Toc225332525 \h </w:instrText>
             </w:r>
             <w:r>
               <w:rPr>
@@ -1427,7 +1398,7 @@
               <w:lang w:eastAsia="hu-HU"/>
             </w:rPr>
           </w:pPr>
-          <w:hyperlink w:anchor="_Toc225233638" w:history="1">
+          <w:hyperlink w:anchor="_Toc225332526" w:history="1">
             <w:r>
               <w:rPr>
                 <w:rStyle w:val="Hiperhivatkozs"/>
@@ -1469,7 +1440,7 @@
                 <w:noProof/>
                 <w:webHidden/>
               </w:rPr>
-              <w:instrText xml:space="preserve"> PAGEREF _Toc225233638 \h </w:instrText>
+              <w:instrText xml:space="preserve"> PAGEREF _Toc225332526 \h </w:instrText>
             </w:r>
             <w:r>
               <w:rPr>
@@ -1513,7 +1484,7 @@
               <w:lang w:eastAsia="hu-HU"/>
             </w:rPr>
           </w:pPr>
-          <w:hyperlink w:anchor="_Toc225233639" w:history="1">
+          <w:hyperlink w:anchor="_Toc225332527" w:history="1">
             <w:r>
               <w:rPr>
                 <w:rStyle w:val="Hiperhivatkozs"/>
@@ -1555,7 +1526,7 @@
                 <w:noProof/>
                 <w:webHidden/>
               </w:rPr>
-              <w:instrText xml:space="preserve"> PAGEREF _Toc225233639 \h </w:instrText>
+              <w:instrText xml:space="preserve"> PAGEREF _Toc225332527 \h </w:instrText>
             </w:r>
             <w:r>
               <w:rPr>
@@ -1599,7 +1570,7 @@
               <w:lang w:eastAsia="hu-HU"/>
             </w:rPr>
           </w:pPr>
-          <w:hyperlink w:anchor="_Toc225233640" w:history="1">
+          <w:hyperlink w:anchor="_Toc225332528" w:history="1">
             <w:r>
               <w:rPr>
                 <w:rStyle w:val="Hiperhivatkozs"/>
@@ -1641,7 +1612,7 @@
                 <w:noProof/>
                 <w:webHidden/>
               </w:rPr>
-              <w:instrText xml:space="preserve"> PAGEREF _Toc225233640 \h </w:instrText>
+              <w:instrText xml:space="preserve"> PAGEREF _Toc225332528 \h </w:instrText>
             </w:r>
             <w:r>
               <w:rPr>
@@ -1685,7 +1656,7 @@
               <w:lang w:eastAsia="hu-HU"/>
             </w:rPr>
           </w:pPr>
-          <w:hyperlink w:anchor="_Toc225233641" w:history="1">
+          <w:hyperlink w:anchor="_Toc225332529" w:history="1">
             <w:r>
               <w:rPr>
                 <w:rStyle w:val="Hiperhivatkozs"/>
@@ -1727,7 +1698,7 @@
                 <w:noProof/>
                 <w:webHidden/>
               </w:rPr>
-              <w:instrText xml:space="preserve"> PAGEREF _Toc225233641 \h </w:instrText>
+              <w:instrText xml:space="preserve"> PAGEREF _Toc225332529 \h </w:instrText>
             </w:r>
             <w:r>
               <w:rPr>
@@ -1767,7 +1738,7 @@
               <w:lang w:eastAsia="hu-HU"/>
             </w:rPr>
           </w:pPr>
-          <w:hyperlink w:anchor="_Toc225233642" w:history="1">
+          <w:hyperlink w:anchor="_Toc225332530" w:history="1">
             <w:r>
               <w:rPr>
                 <w:rStyle w:val="Hiperhivatkozs"/>
@@ -1815,7 +1786,7 @@
                 <w:noProof/>
                 <w:webHidden/>
               </w:rPr>
-              <w:instrText xml:space="preserve"> PAGEREF _Toc225233642 \h </w:instrText>
+              <w:instrText xml:space="preserve"> PAGEREF _Toc225332530 \h </w:instrText>
             </w:r>
             <w:r>
               <w:rPr>
@@ -1859,7 +1830,7 @@
               <w:lang w:eastAsia="hu-HU"/>
             </w:rPr>
           </w:pPr>
-          <w:hyperlink w:anchor="_Toc225233643" w:history="1">
+          <w:hyperlink w:anchor="_Toc225332531" w:history="1">
             <w:r>
               <w:rPr>
                 <w:rStyle w:val="Hiperhivatkozs"/>
@@ -1901,7 +1872,7 @@
                 <w:noProof/>
                 <w:webHidden/>
               </w:rPr>
-              <w:instrText xml:space="preserve"> PAGEREF _Toc225233643 \h </w:instrText>
+              <w:instrText xml:space="preserve"> PAGEREF _Toc225332531 \h </w:instrText>
             </w:r>
             <w:r>
               <w:rPr>
@@ -1945,7 +1916,7 @@
               <w:lang w:eastAsia="hu-HU"/>
             </w:rPr>
           </w:pPr>
-          <w:hyperlink w:anchor="_Toc225233644" w:history="1">
+          <w:hyperlink w:anchor="_Toc225332532" w:history="1">
             <w:r>
               <w:rPr>
                 <w:rStyle w:val="Hiperhivatkozs"/>
@@ -1987,7 +1958,7 @@
                 <w:noProof/>
                 <w:webHidden/>
               </w:rPr>
-              <w:instrText xml:space="preserve"> PAGEREF _Toc225233644 \h </w:instrText>
+              <w:instrText xml:space="preserve"> PAGEREF _Toc225332532 \h </w:instrText>
             </w:r>
             <w:r>
               <w:rPr>
@@ -2031,7 +2002,7 @@
               <w:lang w:eastAsia="hu-HU"/>
             </w:rPr>
           </w:pPr>
-          <w:hyperlink w:anchor="_Toc225233645" w:history="1">
+          <w:hyperlink w:anchor="_Toc225332533" w:history="1">
             <w:r>
               <w:rPr>
                 <w:rStyle w:val="Hiperhivatkozs"/>
@@ -2073,7 +2044,7 @@
                 <w:noProof/>
                 <w:webHidden/>
               </w:rPr>
-              <w:instrText xml:space="preserve"> PAGEREF _Toc225233645 \h </w:instrText>
+              <w:instrText xml:space="preserve"> PAGEREF _Toc225332533 \h </w:instrText>
             </w:r>
             <w:r>
               <w:rPr>
@@ -2113,7 +2084,7 @@
               <w:lang w:eastAsia="hu-HU"/>
             </w:rPr>
           </w:pPr>
-          <w:hyperlink w:anchor="_Toc225233646" w:history="1">
+          <w:hyperlink w:anchor="_Toc225332534" w:history="1">
             <w:r>
               <w:rPr>
                 <w:rStyle w:val="Hiperhivatkozs"/>
@@ -2161,7 +2132,7 @@
                 <w:noProof/>
                 <w:webHidden/>
               </w:rPr>
-              <w:instrText xml:space="preserve"> PAGEREF _Toc225233646 \h </w:instrText>
+              <w:instrText xml:space="preserve"> PAGEREF _Toc225332534 \h </w:instrText>
             </w:r>
             <w:r>
               <w:rPr>
@@ -2205,7 +2176,7 @@
               <w:lang w:eastAsia="hu-HU"/>
             </w:rPr>
           </w:pPr>
-          <w:hyperlink w:anchor="_Toc225233647" w:history="1">
+          <w:hyperlink w:anchor="_Toc225332535" w:history="1">
             <w:r>
               <w:rPr>
                 <w:rStyle w:val="Hiperhivatkozs"/>
@@ -2247,7 +2218,7 @@
                 <w:noProof/>
                 <w:webHidden/>
               </w:rPr>
-              <w:instrText xml:space="preserve"> PAGEREF _Toc225233647 \h </w:instrText>
+              <w:instrText xml:space="preserve"> PAGEREF _Toc225332535 \h </w:instrText>
             </w:r>
             <w:r>
               <w:rPr>
@@ -2291,7 +2262,7 @@
               <w:lang w:eastAsia="hu-HU"/>
             </w:rPr>
           </w:pPr>
-          <w:hyperlink w:anchor="_Toc225233648" w:history="1">
+          <w:hyperlink w:anchor="_Toc225332536" w:history="1">
             <w:r>
               <w:rPr>
                 <w:rStyle w:val="Hiperhivatkozs"/>
@@ -2333,7 +2304,7 @@
                 <w:noProof/>
                 <w:webHidden/>
               </w:rPr>
-              <w:instrText xml:space="preserve"> PAGEREF _Toc225233648 \h </w:instrText>
+              <w:instrText xml:space="preserve"> PAGEREF _Toc225332536 \h </w:instrText>
             </w:r>
             <w:r>
               <w:rPr>
@@ -2377,7 +2348,7 @@
               <w:lang w:eastAsia="hu-HU"/>
             </w:rPr>
           </w:pPr>
-          <w:hyperlink w:anchor="_Toc225233649" w:history="1">
+          <w:hyperlink w:anchor="_Toc225332537" w:history="1">
             <w:r>
               <w:rPr>
                 <w:rStyle w:val="Hiperhivatkozs"/>
@@ -2419,7 +2390,7 @@
                 <w:noProof/>
                 <w:webHidden/>
               </w:rPr>
-              <w:instrText xml:space="preserve"> PAGEREF _Toc225233649 \h </w:instrText>
+              <w:instrText xml:space="preserve"> PAGEREF _Toc225332537 \h </w:instrText>
             </w:r>
             <w:r>
               <w:rPr>
@@ -2463,7 +2434,7 @@
               <w:lang w:eastAsia="hu-HU"/>
             </w:rPr>
           </w:pPr>
-          <w:hyperlink w:anchor="_Toc225233650" w:history="1">
+          <w:hyperlink w:anchor="_Toc225332538" w:history="1">
             <w:r>
               <w:rPr>
                 <w:rStyle w:val="Hiperhivatkozs"/>
@@ -2505,7 +2476,7 @@
                 <w:noProof/>
                 <w:webHidden/>
               </w:rPr>
-              <w:instrText xml:space="preserve"> PAGEREF _Toc225233650 \h </w:instrText>
+              <w:instrText xml:space="preserve"> PAGEREF _Toc225332538 \h </w:instrText>
             </w:r>
             <w:r>
               <w:rPr>
@@ -2545,7 +2516,7 @@
               <w:lang w:eastAsia="hu-HU"/>
             </w:rPr>
           </w:pPr>
-          <w:hyperlink w:anchor="_Toc225233651" w:history="1">
+          <w:hyperlink w:anchor="_Toc225332539" w:history="1">
             <w:r>
               <w:rPr>
                 <w:rStyle w:val="Hiperhivatkozs"/>
@@ -2593,7 +2564,7 @@
                 <w:noProof/>
                 <w:webHidden/>
               </w:rPr>
-              <w:instrText xml:space="preserve"> PAGEREF _Toc225233651 \h </w:instrText>
+              <w:instrText xml:space="preserve"> PAGEREF _Toc225332539 \h </w:instrText>
             </w:r>
             <w:r>
               <w:rPr>
@@ -2632,7 +2603,7 @@
               <w:noProof/>
             </w:rPr>
           </w:pPr>
-          <w:hyperlink w:anchor="_Toc225233652" w:history="1">
+          <w:hyperlink w:anchor="_Toc225332540" w:history="1">
             <w:r>
               <w:rPr>
                 <w:rStyle w:val="Hiperhivatkozs"/>
@@ -2674,7 +2645,7 @@
                 <w:noProof/>
                 <w:webHidden/>
               </w:rPr>
-              <w:instrText xml:space="preserve"> PAGEREF _Toc225233652 \h </w:instrText>
+              <w:instrText xml:space="preserve"> PAGEREF _Toc225332540 \h </w:instrText>
             </w:r>
             <w:r>
               <w:rPr>
@@ -2714,7 +2685,7 @@
               <w:lang w:eastAsia="hu-HU"/>
             </w:rPr>
           </w:pPr>
-          <w:hyperlink w:anchor="_Toc225233653" w:history="1">
+          <w:hyperlink w:anchor="_Toc225332541" w:history="1">
             <w:r>
               <w:rPr>
                 <w:rStyle w:val="Hiperhivatkozs"/>
@@ -2762,7 +2733,7 @@
                 <w:noProof/>
                 <w:webHidden/>
               </w:rPr>
-              <w:instrText xml:space="preserve"> PAGEREF _Toc225233653 \h </w:instrText>
+              <w:instrText xml:space="preserve"> PAGEREF _Toc225332541 \h </w:instrText>
             </w:r>
             <w:r>
               <w:rPr>
@@ -2806,7 +2777,7 @@
               <w:lang w:eastAsia="hu-HU"/>
             </w:rPr>
           </w:pPr>
-          <w:hyperlink w:anchor="_Toc225233654" w:history="1">
+          <w:hyperlink w:anchor="_Toc225332542" w:history="1">
             <w:r>
               <w:rPr>
                 <w:rStyle w:val="Hiperhivatkozs"/>
@@ -2848,7 +2819,7 @@
                 <w:noProof/>
                 <w:webHidden/>
               </w:rPr>
-              <w:instrText xml:space="preserve"> PAGEREF _Toc225233654 \h </w:instrText>
+              <w:instrText xml:space="preserve"> PAGEREF _Toc225332542 \h </w:instrText>
             </w:r>
             <w:r>
               <w:rPr>
@@ -2892,7 +2863,7 @@
               <w:lang w:eastAsia="hu-HU"/>
             </w:rPr>
           </w:pPr>
-          <w:hyperlink w:anchor="_Toc225233655" w:history="1">
+          <w:hyperlink w:anchor="_Toc225332543" w:history="1">
             <w:r>
               <w:rPr>
                 <w:rStyle w:val="Hiperhivatkozs"/>
@@ -2934,7 +2905,7 @@
                 <w:noProof/>
                 <w:webHidden/>
               </w:rPr>
-              <w:instrText xml:space="preserve"> PAGEREF _Toc225233655 \h </w:instrText>
+              <w:instrText xml:space="preserve"> PAGEREF _Toc225332543 \h </w:instrText>
             </w:r>
             <w:r>
               <w:rPr>
@@ -2978,7 +2949,7 @@
               <w:lang w:eastAsia="hu-HU"/>
             </w:rPr>
           </w:pPr>
-          <w:hyperlink w:anchor="_Toc225233656" w:history="1">
+          <w:hyperlink w:anchor="_Toc225332544" w:history="1">
             <w:r>
               <w:rPr>
                 <w:rStyle w:val="Hiperhivatkozs"/>
@@ -3020,7 +2991,7 @@
                 <w:noProof/>
                 <w:webHidden/>
               </w:rPr>
-              <w:instrText xml:space="preserve"> PAGEREF _Toc225233656 \h </w:instrText>
+              <w:instrText xml:space="preserve"> PAGEREF _Toc225332544 \h </w:instrText>
             </w:r>
             <w:r>
               <w:rPr>
@@ -3064,7 +3035,7 @@
               <w:lang w:eastAsia="hu-HU"/>
             </w:rPr>
           </w:pPr>
-          <w:hyperlink w:anchor="_Toc225233657" w:history="1">
+          <w:hyperlink w:anchor="_Toc225332545" w:history="1">
             <w:r>
               <w:rPr>
                 <w:rStyle w:val="Hiperhivatkozs"/>
@@ -3106,7 +3077,7 @@
                 <w:noProof/>
                 <w:webHidden/>
               </w:rPr>
-              <w:instrText xml:space="preserve"> PAGEREF _Toc225233657 \h </w:instrText>
+              <w:instrText xml:space="preserve"> PAGEREF _Toc225332545 \h </w:instrText>
             </w:r>
             <w:r>
               <w:rPr>
@@ -3150,7 +3121,7 @@
               <w:lang w:eastAsia="hu-HU"/>
             </w:rPr>
           </w:pPr>
-          <w:hyperlink w:anchor="_Toc225233658" w:history="1">
+          <w:hyperlink w:anchor="_Toc225332546" w:history="1">
             <w:r>
               <w:rPr>
                 <w:rStyle w:val="Hiperhivatkozs"/>
@@ -3192,7 +3163,7 @@
                 <w:noProof/>
                 <w:webHidden/>
               </w:rPr>
-              <w:instrText xml:space="preserve"> PAGEREF _Toc225233658 \h </w:instrText>
+              <w:instrText xml:space="preserve"> PAGEREF _Toc225332546 \h </w:instrText>
             </w:r>
             <w:r>
               <w:rPr>
@@ -3236,7 +3207,7 @@
               <w:lang w:eastAsia="hu-HU"/>
             </w:rPr>
           </w:pPr>
-          <w:hyperlink w:anchor="_Toc225233659" w:history="1">
+          <w:hyperlink w:anchor="_Toc225332547" w:history="1">
             <w:r>
               <w:rPr>
                 <w:rStyle w:val="Hiperhivatkozs"/>
@@ -3278,7 +3249,7 @@
                 <w:noProof/>
                 <w:webHidden/>
               </w:rPr>
-              <w:instrText xml:space="preserve"> PAGEREF _Toc225233659 \h </w:instrText>
+              <w:instrText xml:space="preserve"> PAGEREF _Toc225332547 \h </w:instrText>
             </w:r>
             <w:r>
               <w:rPr>
@@ -3322,7 +3293,7 @@
               <w:lang w:eastAsia="hu-HU"/>
             </w:rPr>
           </w:pPr>
-          <w:hyperlink w:anchor="_Toc225233660" w:history="1">
+          <w:hyperlink w:anchor="_Toc225332548" w:history="1">
             <w:r>
               <w:rPr>
                 <w:rStyle w:val="Hiperhivatkozs"/>
@@ -3364,7 +3335,7 @@
                 <w:noProof/>
                 <w:webHidden/>
               </w:rPr>
-              <w:instrText xml:space="preserve"> PAGEREF _Toc225233660 \h </w:instrText>
+              <w:instrText xml:space="preserve"> PAGEREF _Toc225332548 \h </w:instrText>
             </w:r>
             <w:r>
               <w:rPr>
@@ -3408,7 +3379,7 @@
               <w:lang w:eastAsia="hu-HU"/>
             </w:rPr>
           </w:pPr>
-          <w:hyperlink w:anchor="_Toc225233661" w:history="1">
+          <w:hyperlink w:anchor="_Toc225332549" w:history="1">
             <w:r>
               <w:rPr>
                 <w:rStyle w:val="Hiperhivatkozs"/>
@@ -3450,7 +3421,7 @@
                 <w:noProof/>
                 <w:webHidden/>
               </w:rPr>
-              <w:instrText xml:space="preserve"> PAGEREF _Toc225233661 \h </w:instrText>
+              <w:instrText xml:space="preserve"> PAGEREF _Toc225332549 \h </w:instrText>
             </w:r>
             <w:r>
               <w:rPr>
@@ -3494,7 +3465,7 @@
               <w:lang w:eastAsia="hu-HU"/>
             </w:rPr>
           </w:pPr>
-          <w:hyperlink w:anchor="_Toc225233662" w:history="1">
+          <w:hyperlink w:anchor="_Toc225332550" w:history="1">
             <w:r>
               <w:rPr>
                 <w:rStyle w:val="Hiperhivatkozs"/>
@@ -3536,7 +3507,7 @@
                 <w:noProof/>
                 <w:webHidden/>
               </w:rPr>
-              <w:instrText xml:space="preserve"> PAGEREF _Toc225233662 \h </w:instrText>
+              <w:instrText xml:space="preserve"> PAGEREF _Toc225332550 \h </w:instrText>
             </w:r>
             <w:r>
               <w:rPr>
@@ -3557,154 +3528,6 @@
                 <w:webHidden/>
               </w:rPr>
               <w:t>10</w:t>
-            </w:r>
-            <w:r>
-              <w:rPr>
-                <w:noProof/>
-                <w:webHidden/>
-              </w:rPr>
-              <w:fldChar w:fldCharType="end"/>
-            </w:r>
-          </w:hyperlink>
-        </w:p>
-        <w:p>
-          <w:pPr>
-            <w:pStyle w:val="TJ1"/>
-            <w:rPr>
-              <w:rFonts w:cstheme="minorBidi"/>
-              <w:noProof/>
-            </w:rPr>
-          </w:pPr>
-          <w:hyperlink w:anchor="_Toc225233663" w:history="1">
-            <w:r>
-              <w:rPr>
-                <w:rStyle w:val="Hiperhivatkozs"/>
-                <w:rFonts w:cstheme="majorHAnsi"/>
-                <w:noProof/>
-              </w:rPr>
-              <w:t>3.</w:t>
-            </w:r>
-            <w:r>
-              <w:rPr>
-                <w:noProof/>
-                <w:webHidden/>
-              </w:rPr>
-              <w:tab/>
-            </w:r>
-            <w:r>
-              <w:rPr>
-                <w:noProof/>
-                <w:webHidden/>
-              </w:rPr>
-              <w:fldChar w:fldCharType="begin"/>
-            </w:r>
-            <w:r>
-              <w:rPr>
-                <w:noProof/>
-                <w:webHidden/>
-              </w:rPr>
-              <w:instrText xml:space="preserve"> PAGEREF _Toc225233663 \h </w:instrText>
-            </w:r>
-            <w:r>
-              <w:rPr>
-                <w:noProof/>
-                <w:webHidden/>
-              </w:rPr>
-            </w:r>
-            <w:r>
-              <w:rPr>
-                <w:noProof/>
-                <w:webHidden/>
-              </w:rPr>
-              <w:fldChar w:fldCharType="separate"/>
-            </w:r>
-            <w:r>
-              <w:rPr>
-                <w:noProof/>
-                <w:webHidden/>
-              </w:rPr>
-              <w:t>11</w:t>
-            </w:r>
-            <w:r>
-              <w:rPr>
-                <w:noProof/>
-                <w:webHidden/>
-              </w:rPr>
-              <w:fldChar w:fldCharType="end"/>
-            </w:r>
-          </w:hyperlink>
-        </w:p>
-        <w:p>
-          <w:pPr>
-            <w:pStyle w:val="TJ1"/>
-            <w:rPr>
-              <w:rFonts w:cstheme="minorBidi"/>
-              <w:noProof/>
-            </w:rPr>
-          </w:pPr>
-          <w:hyperlink w:anchor="_Toc225233664" w:history="1">
-            <w:r>
-              <w:rPr>
-                <w:rStyle w:val="Hiperhivatkozs"/>
-                <w:rFonts w:cstheme="majorHAnsi"/>
-                <w:noProof/>
-              </w:rPr>
-              <w:t>4.</w:t>
-            </w:r>
-            <w:r>
-              <w:rPr>
-                <w:rFonts w:cstheme="minorBidi"/>
-                <w:noProof/>
-              </w:rPr>
-              <w:tab/>
-            </w:r>
-            <w:r>
-              <w:rPr>
-                <w:rStyle w:val="Hiperhivatkozs"/>
-                <w:noProof/>
-              </w:rPr>
-              <w:t>dsgdfg</w:t>
-            </w:r>
-            <w:r>
-              <w:rPr>
-                <w:noProof/>
-                <w:webHidden/>
-              </w:rPr>
-              <w:tab/>
-            </w:r>
-            <w:r>
-              <w:rPr>
-                <w:noProof/>
-                <w:webHidden/>
-              </w:rPr>
-              <w:fldChar w:fldCharType="begin"/>
-            </w:r>
-            <w:r>
-              <w:rPr>
-                <w:noProof/>
-                <w:webHidden/>
-              </w:rPr>
-              <w:instrText xml:space="preserve"> PAGEREF _Toc225233664 \h </w:instrText>
-            </w:r>
-            <w:r>
-              <w:rPr>
-                <w:noProof/>
-                <w:webHidden/>
-              </w:rPr>
-            </w:r>
-            <w:r>
-              <w:rPr>
-                <w:noProof/>
-                <w:webHidden/>
-              </w:rPr>
-              <w:fldChar w:fldCharType="separate"/>
-            </w:r>
-            <w:r>
-              <w:rPr>
-                <w:noProof/>
-                <w:webHidden/>
-              </w:rPr>
-              <w:t>12</w:t>
             </w:r>
             <w:r>
               <w:rPr>
@@ -3724,7 +3547,7 @@
               <w:lang w:eastAsia="hu-HU"/>
             </w:rPr>
           </w:pPr>
-          <w:hyperlink w:anchor="_Toc225233665" w:history="1">
+          <w:hyperlink w:anchor="_Toc225332551" w:history="1">
             <w:r>
               <w:rPr>
                 <w:rStyle w:val="Hiperhivatkozs"/>
@@ -3736,7 +3559,7 @@
                   </w14:lightRig>
                 </w14:scene3d>
               </w:rPr>
-              <w:t>4.1.</w:t>
+              <w:t>2.2.</w:t>
             </w:r>
             <w:r>
               <w:rPr>
@@ -3751,7 +3574,7 @@
                 <w:rStyle w:val="Hiperhivatkozs"/>
                 <w:noProof/>
               </w:rPr>
-              <w:t>dghfdh</w:t>
+              <w:t>Táblák közötti kapcsolatok</w:t>
             </w:r>
             <w:r>
               <w:rPr>
@@ -3772,7 +3595,7 @@
                 <w:noProof/>
                 <w:webHidden/>
               </w:rPr>
-              <w:instrText xml:space="preserve"> PAGEREF _Toc225233665 \h </w:instrText>
+              <w:instrText xml:space="preserve"> PAGEREF _Toc225332551 \h </w:instrText>
             </w:r>
             <w:r>
               <w:rPr>
@@ -3792,7 +3615,1274 @@
                 <w:noProof/>
                 <w:webHidden/>
               </w:rPr>
+              <w:t>10</w:t>
+            </w:r>
+            <w:r>
+              <w:rPr>
+                <w:noProof/>
+                <w:webHidden/>
+              </w:rPr>
+              <w:fldChar w:fldCharType="end"/>
+            </w:r>
+          </w:hyperlink>
+        </w:p>
+        <w:p>
+          <w:pPr>
+            <w:pStyle w:val="TJ3"/>
+            <w:tabs>
+              <w:tab w:val="left" w:pos="1320"/>
+              <w:tab w:val="right" w:leader="dot" w:pos="9062"/>
+            </w:tabs>
+            <w:rPr>
+              <w:rFonts w:eastAsiaTheme="minorEastAsia"/>
+              <w:noProof/>
+              <w:lang w:eastAsia="hu-HU"/>
+            </w:rPr>
+          </w:pPr>
+          <w:hyperlink w:anchor="_Toc225332552" w:history="1">
+            <w:r>
+              <w:rPr>
+                <w:rStyle w:val="Hiperhivatkozs"/>
+                <w:noProof/>
+              </w:rPr>
+              <w:t>2.2.1.</w:t>
+            </w:r>
+            <w:r>
+              <w:rPr>
+                <w:rFonts w:eastAsiaTheme="minorEastAsia"/>
+                <w:noProof/>
+                <w:lang w:eastAsia="hu-HU"/>
+              </w:rPr>
+              <w:tab/>
+            </w:r>
+            <w:r>
+              <w:rPr>
+                <w:rStyle w:val="Hiperhivatkozs"/>
+                <w:noProof/>
+              </w:rPr>
+              <w:t>Ceg</w:t>
+            </w:r>
+            <w:r>
+              <w:rPr>
+                <w:noProof/>
+                <w:webHidden/>
+              </w:rPr>
+              <w:tab/>
+            </w:r>
+            <w:r>
+              <w:rPr>
+                <w:noProof/>
+                <w:webHidden/>
+              </w:rPr>
+              <w:fldChar w:fldCharType="begin"/>
+            </w:r>
+            <w:r>
+              <w:rPr>
+                <w:noProof/>
+                <w:webHidden/>
+              </w:rPr>
+              <w:instrText xml:space="preserve"> PAGEREF _Toc225332552 \h </w:instrText>
+            </w:r>
+            <w:r>
+              <w:rPr>
+                <w:noProof/>
+                <w:webHidden/>
+              </w:rPr>
+            </w:r>
+            <w:r>
+              <w:rPr>
+                <w:noProof/>
+                <w:webHidden/>
+              </w:rPr>
+              <w:fldChar w:fldCharType="separate"/>
+            </w:r>
+            <w:r>
+              <w:rPr>
+                <w:noProof/>
+                <w:webHidden/>
+              </w:rPr>
+              <w:t>10</w:t>
+            </w:r>
+            <w:r>
+              <w:rPr>
+                <w:noProof/>
+                <w:webHidden/>
+              </w:rPr>
+              <w:fldChar w:fldCharType="end"/>
+            </w:r>
+          </w:hyperlink>
+        </w:p>
+        <w:p>
+          <w:pPr>
+            <w:pStyle w:val="TJ3"/>
+            <w:tabs>
+              <w:tab w:val="left" w:pos="1320"/>
+              <w:tab w:val="right" w:leader="dot" w:pos="9062"/>
+            </w:tabs>
+            <w:rPr>
+              <w:rFonts w:eastAsiaTheme="minorEastAsia"/>
+              <w:noProof/>
+              <w:lang w:eastAsia="hu-HU"/>
+            </w:rPr>
+          </w:pPr>
+          <w:hyperlink w:anchor="_Toc225332553" w:history="1">
+            <w:r>
+              <w:rPr>
+                <w:rStyle w:val="Hiperhivatkozs"/>
+                <w:noProof/>
+              </w:rPr>
+              <w:t>2.2.2.</w:t>
+            </w:r>
+            <w:r>
+              <w:rPr>
+                <w:rFonts w:eastAsiaTheme="minorEastAsia"/>
+                <w:noProof/>
+                <w:lang w:eastAsia="hu-HU"/>
+              </w:rPr>
+              <w:tab/>
+            </w:r>
+            <w:r>
+              <w:rPr>
+                <w:rStyle w:val="Hiperhivatkozs"/>
+                <w:noProof/>
+              </w:rPr>
+              <w:t>Felhasznalo</w:t>
+            </w:r>
+            <w:r>
+              <w:rPr>
+                <w:noProof/>
+                <w:webHidden/>
+              </w:rPr>
+              <w:tab/>
+            </w:r>
+            <w:r>
+              <w:rPr>
+                <w:noProof/>
+                <w:webHidden/>
+              </w:rPr>
+              <w:fldChar w:fldCharType="begin"/>
+            </w:r>
+            <w:r>
+              <w:rPr>
+                <w:noProof/>
+                <w:webHidden/>
+              </w:rPr>
+              <w:instrText xml:space="preserve"> PAGEREF _Toc225332553 \h </w:instrText>
+            </w:r>
+            <w:r>
+              <w:rPr>
+                <w:noProof/>
+                <w:webHidden/>
+              </w:rPr>
+            </w:r>
+            <w:r>
+              <w:rPr>
+                <w:noProof/>
+                <w:webHidden/>
+              </w:rPr>
+              <w:fldChar w:fldCharType="separate"/>
+            </w:r>
+            <w:r>
+              <w:rPr>
+                <w:noProof/>
+                <w:webHidden/>
+              </w:rPr>
+              <w:t>11</w:t>
+            </w:r>
+            <w:r>
+              <w:rPr>
+                <w:noProof/>
+                <w:webHidden/>
+              </w:rPr>
+              <w:fldChar w:fldCharType="end"/>
+            </w:r>
+          </w:hyperlink>
+        </w:p>
+        <w:p>
+          <w:pPr>
+            <w:pStyle w:val="TJ3"/>
+            <w:tabs>
+              <w:tab w:val="left" w:pos="1320"/>
+              <w:tab w:val="right" w:leader="dot" w:pos="9062"/>
+            </w:tabs>
+            <w:rPr>
+              <w:rFonts w:eastAsiaTheme="minorEastAsia"/>
+              <w:noProof/>
+              <w:lang w:eastAsia="hu-HU"/>
+            </w:rPr>
+          </w:pPr>
+          <w:hyperlink w:anchor="_Toc225332554" w:history="1">
+            <w:r>
+              <w:rPr>
+                <w:rStyle w:val="Hiperhivatkozs"/>
+                <w:noProof/>
+              </w:rPr>
+              <w:t>2.2.3.</w:t>
+            </w:r>
+            <w:r>
+              <w:rPr>
+                <w:rFonts w:eastAsiaTheme="minorEastAsia"/>
+                <w:noProof/>
+                <w:lang w:eastAsia="hu-HU"/>
+              </w:rPr>
+              <w:tab/>
+            </w:r>
+            <w:r>
+              <w:rPr>
+                <w:rStyle w:val="Hiperhivatkozs"/>
+                <w:noProof/>
+              </w:rPr>
+              <w:t>Partnerseg</w:t>
+            </w:r>
+            <w:r>
+              <w:rPr>
+                <w:noProof/>
+                <w:webHidden/>
+              </w:rPr>
+              <w:tab/>
+            </w:r>
+            <w:r>
+              <w:rPr>
+                <w:noProof/>
+                <w:webHidden/>
+              </w:rPr>
+              <w:fldChar w:fldCharType="begin"/>
+            </w:r>
+            <w:r>
+              <w:rPr>
+                <w:noProof/>
+                <w:webHidden/>
+              </w:rPr>
+              <w:instrText xml:space="preserve"> PAGEREF _Toc225332554 \h </w:instrText>
+            </w:r>
+            <w:r>
+              <w:rPr>
+                <w:noProof/>
+                <w:webHidden/>
+              </w:rPr>
+            </w:r>
+            <w:r>
+              <w:rPr>
+                <w:noProof/>
+                <w:webHidden/>
+              </w:rPr>
+              <w:fldChar w:fldCharType="separate"/>
+            </w:r>
+            <w:r>
+              <w:rPr>
+                <w:noProof/>
+                <w:webHidden/>
+              </w:rPr>
+              <w:t>11</w:t>
+            </w:r>
+            <w:r>
+              <w:rPr>
+                <w:noProof/>
+                <w:webHidden/>
+              </w:rPr>
+              <w:fldChar w:fldCharType="end"/>
+            </w:r>
+          </w:hyperlink>
+        </w:p>
+        <w:p>
+          <w:pPr>
+            <w:pStyle w:val="TJ3"/>
+            <w:tabs>
+              <w:tab w:val="left" w:pos="1320"/>
+              <w:tab w:val="right" w:leader="dot" w:pos="9062"/>
+            </w:tabs>
+            <w:rPr>
+              <w:rFonts w:eastAsiaTheme="minorEastAsia"/>
+              <w:noProof/>
+              <w:lang w:eastAsia="hu-HU"/>
+            </w:rPr>
+          </w:pPr>
+          <w:hyperlink w:anchor="_Toc225332555" w:history="1">
+            <w:r>
+              <w:rPr>
+                <w:rStyle w:val="Hiperhivatkozs"/>
+                <w:noProof/>
+              </w:rPr>
+              <w:t>2.2.4.</w:t>
+            </w:r>
+            <w:r>
+              <w:rPr>
+                <w:rFonts w:eastAsiaTheme="minorEastAsia"/>
+                <w:noProof/>
+                <w:lang w:eastAsia="hu-HU"/>
+              </w:rPr>
+              <w:tab/>
+            </w:r>
+            <w:r>
+              <w:rPr>
+                <w:rStyle w:val="Hiperhivatkozs"/>
+                <w:noProof/>
+              </w:rPr>
+              <w:t>Termek_kategoria</w:t>
+            </w:r>
+            <w:r>
+              <w:rPr>
+                <w:noProof/>
+                <w:webHidden/>
+              </w:rPr>
+              <w:tab/>
+            </w:r>
+            <w:r>
+              <w:rPr>
+                <w:noProof/>
+                <w:webHidden/>
+              </w:rPr>
+              <w:fldChar w:fldCharType="begin"/>
+            </w:r>
+            <w:r>
+              <w:rPr>
+                <w:noProof/>
+                <w:webHidden/>
+              </w:rPr>
+              <w:instrText xml:space="preserve"> PAGEREF _Toc225332555 \h </w:instrText>
+            </w:r>
+            <w:r>
+              <w:rPr>
+                <w:noProof/>
+                <w:webHidden/>
+              </w:rPr>
+            </w:r>
+            <w:r>
+              <w:rPr>
+                <w:noProof/>
+                <w:webHidden/>
+              </w:rPr>
+              <w:fldChar w:fldCharType="separate"/>
+            </w:r>
+            <w:r>
+              <w:rPr>
+                <w:noProof/>
+                <w:webHidden/>
+              </w:rPr>
+              <w:t>11</w:t>
+            </w:r>
+            <w:r>
+              <w:rPr>
+                <w:noProof/>
+                <w:webHidden/>
+              </w:rPr>
+              <w:fldChar w:fldCharType="end"/>
+            </w:r>
+          </w:hyperlink>
+        </w:p>
+        <w:p>
+          <w:pPr>
+            <w:pStyle w:val="TJ3"/>
+            <w:tabs>
+              <w:tab w:val="left" w:pos="1320"/>
+              <w:tab w:val="right" w:leader="dot" w:pos="9062"/>
+            </w:tabs>
+            <w:rPr>
+              <w:rFonts w:eastAsiaTheme="minorEastAsia"/>
+              <w:noProof/>
+              <w:lang w:eastAsia="hu-HU"/>
+            </w:rPr>
+          </w:pPr>
+          <w:hyperlink w:anchor="_Toc225332556" w:history="1">
+            <w:r>
+              <w:rPr>
+                <w:rStyle w:val="Hiperhivatkozs"/>
+                <w:noProof/>
+              </w:rPr>
+              <w:t>2.2.5.</w:t>
+            </w:r>
+            <w:r>
+              <w:rPr>
+                <w:rFonts w:eastAsiaTheme="minorEastAsia"/>
+                <w:noProof/>
+                <w:lang w:eastAsia="hu-HU"/>
+              </w:rPr>
+              <w:tab/>
+            </w:r>
+            <w:r>
+              <w:rPr>
+                <w:rStyle w:val="Hiperhivatkozs"/>
+                <w:noProof/>
+              </w:rPr>
+              <w:t>Termek</w:t>
+            </w:r>
+            <w:r>
+              <w:rPr>
+                <w:noProof/>
+                <w:webHidden/>
+              </w:rPr>
+              <w:tab/>
+            </w:r>
+            <w:r>
+              <w:rPr>
+                <w:noProof/>
+                <w:webHidden/>
+              </w:rPr>
+              <w:fldChar w:fldCharType="begin"/>
+            </w:r>
+            <w:r>
+              <w:rPr>
+                <w:noProof/>
+                <w:webHidden/>
+              </w:rPr>
+              <w:instrText xml:space="preserve"> PAGEREF _Toc225332556 \h </w:instrText>
+            </w:r>
+            <w:r>
+              <w:rPr>
+                <w:noProof/>
+                <w:webHidden/>
+              </w:rPr>
+            </w:r>
+            <w:r>
+              <w:rPr>
+                <w:noProof/>
+                <w:webHidden/>
+              </w:rPr>
+              <w:fldChar w:fldCharType="separate"/>
+            </w:r>
+            <w:r>
+              <w:rPr>
+                <w:noProof/>
+                <w:webHidden/>
+              </w:rPr>
+              <w:t>11</w:t>
+            </w:r>
+            <w:r>
+              <w:rPr>
+                <w:noProof/>
+                <w:webHidden/>
+              </w:rPr>
+              <w:fldChar w:fldCharType="end"/>
+            </w:r>
+          </w:hyperlink>
+        </w:p>
+        <w:p>
+          <w:pPr>
+            <w:pStyle w:val="TJ3"/>
+            <w:tabs>
+              <w:tab w:val="left" w:pos="1320"/>
+              <w:tab w:val="right" w:leader="dot" w:pos="9062"/>
+            </w:tabs>
+            <w:rPr>
+              <w:rFonts w:eastAsiaTheme="minorEastAsia"/>
+              <w:noProof/>
+              <w:lang w:eastAsia="hu-HU"/>
+            </w:rPr>
+          </w:pPr>
+          <w:hyperlink w:anchor="_Toc225332557" w:history="1">
+            <w:r>
+              <w:rPr>
+                <w:rStyle w:val="Hiperhivatkozs"/>
+                <w:noProof/>
+              </w:rPr>
+              <w:t>2.2.6.</w:t>
+            </w:r>
+            <w:r>
+              <w:rPr>
+                <w:rFonts w:eastAsiaTheme="minorEastAsia"/>
+                <w:noProof/>
+                <w:lang w:eastAsia="hu-HU"/>
+              </w:rPr>
+              <w:tab/>
+            </w:r>
+            <w:r>
+              <w:rPr>
+                <w:rStyle w:val="Hiperhivatkozs"/>
+                <w:noProof/>
+              </w:rPr>
+              <w:t>Rendeles</w:t>
+            </w:r>
+            <w:r>
+              <w:rPr>
+                <w:noProof/>
+                <w:webHidden/>
+              </w:rPr>
+              <w:tab/>
+            </w:r>
+            <w:r>
+              <w:rPr>
+                <w:noProof/>
+                <w:webHidden/>
+              </w:rPr>
+              <w:fldChar w:fldCharType="begin"/>
+            </w:r>
+            <w:r>
+              <w:rPr>
+                <w:noProof/>
+                <w:webHidden/>
+              </w:rPr>
+              <w:instrText xml:space="preserve"> PAGEREF _Toc225332557 \h </w:instrText>
+            </w:r>
+            <w:r>
+              <w:rPr>
+                <w:noProof/>
+                <w:webHidden/>
+              </w:rPr>
+            </w:r>
+            <w:r>
+              <w:rPr>
+                <w:noProof/>
+                <w:webHidden/>
+              </w:rPr>
+              <w:fldChar w:fldCharType="separate"/>
+            </w:r>
+            <w:r>
+              <w:rPr>
+                <w:noProof/>
+                <w:webHidden/>
+              </w:rPr>
+              <w:t>11</w:t>
+            </w:r>
+            <w:r>
+              <w:rPr>
+                <w:noProof/>
+                <w:webHidden/>
+              </w:rPr>
+              <w:fldChar w:fldCharType="end"/>
+            </w:r>
+          </w:hyperlink>
+        </w:p>
+        <w:p>
+          <w:pPr>
+            <w:pStyle w:val="TJ3"/>
+            <w:tabs>
+              <w:tab w:val="left" w:pos="1320"/>
+              <w:tab w:val="right" w:leader="dot" w:pos="9062"/>
+            </w:tabs>
+            <w:rPr>
+              <w:rFonts w:eastAsiaTheme="minorEastAsia"/>
+              <w:noProof/>
+              <w:lang w:eastAsia="hu-HU"/>
+            </w:rPr>
+          </w:pPr>
+          <w:hyperlink w:anchor="_Toc225332558" w:history="1">
+            <w:r>
+              <w:rPr>
+                <w:rStyle w:val="Hiperhivatkozs"/>
+                <w:noProof/>
+              </w:rPr>
+              <w:t>2.2.7.</w:t>
+            </w:r>
+            <w:r>
+              <w:rPr>
+                <w:rFonts w:eastAsiaTheme="minorEastAsia"/>
+                <w:noProof/>
+                <w:lang w:eastAsia="hu-HU"/>
+              </w:rPr>
+              <w:tab/>
+            </w:r>
+            <w:r>
+              <w:rPr>
+                <w:rStyle w:val="Hiperhivatkozs"/>
+                <w:noProof/>
+              </w:rPr>
+              <w:t>RendelesTetel</w:t>
+            </w:r>
+            <w:r>
+              <w:rPr>
+                <w:noProof/>
+                <w:webHidden/>
+              </w:rPr>
+              <w:tab/>
+            </w:r>
+            <w:r>
+              <w:rPr>
+                <w:noProof/>
+                <w:webHidden/>
+              </w:rPr>
+              <w:fldChar w:fldCharType="begin"/>
+            </w:r>
+            <w:r>
+              <w:rPr>
+                <w:noProof/>
+                <w:webHidden/>
+              </w:rPr>
+              <w:instrText xml:space="preserve"> PAGEREF _Toc225332558 \h </w:instrText>
+            </w:r>
+            <w:r>
+              <w:rPr>
+                <w:noProof/>
+                <w:webHidden/>
+              </w:rPr>
+            </w:r>
+            <w:r>
+              <w:rPr>
+                <w:noProof/>
+                <w:webHidden/>
+              </w:rPr>
+              <w:fldChar w:fldCharType="separate"/>
+            </w:r>
+            <w:r>
+              <w:rPr>
+                <w:noProof/>
+                <w:webHidden/>
+              </w:rPr>
               <w:t>12</w:t>
+            </w:r>
+            <w:r>
+              <w:rPr>
+                <w:noProof/>
+                <w:webHidden/>
+              </w:rPr>
+              <w:fldChar w:fldCharType="end"/>
+            </w:r>
+          </w:hyperlink>
+        </w:p>
+        <w:p>
+          <w:pPr>
+            <w:pStyle w:val="TJ3"/>
+            <w:tabs>
+              <w:tab w:val="left" w:pos="1320"/>
+              <w:tab w:val="right" w:leader="dot" w:pos="9062"/>
+            </w:tabs>
+            <w:rPr>
+              <w:rFonts w:eastAsiaTheme="minorEastAsia"/>
+              <w:noProof/>
+              <w:lang w:eastAsia="hu-HU"/>
+            </w:rPr>
+          </w:pPr>
+          <w:hyperlink w:anchor="_Toc225332559" w:history="1">
+            <w:r>
+              <w:rPr>
+                <w:rStyle w:val="Hiperhivatkozs"/>
+                <w:noProof/>
+              </w:rPr>
+              <w:t>2.2.8.</w:t>
+            </w:r>
+            <w:r>
+              <w:rPr>
+                <w:rFonts w:eastAsiaTheme="minorEastAsia"/>
+                <w:noProof/>
+                <w:lang w:eastAsia="hu-HU"/>
+              </w:rPr>
+              <w:tab/>
+            </w:r>
+            <w:r>
+              <w:rPr>
+                <w:rStyle w:val="Hiperhivatkozs"/>
+                <w:noProof/>
+              </w:rPr>
+              <w:t>Ceg_alkalmazott</w:t>
+            </w:r>
+            <w:r>
+              <w:rPr>
+                <w:noProof/>
+                <w:webHidden/>
+              </w:rPr>
+              <w:tab/>
+            </w:r>
+            <w:r>
+              <w:rPr>
+                <w:noProof/>
+                <w:webHidden/>
+              </w:rPr>
+              <w:fldChar w:fldCharType="begin"/>
+            </w:r>
+            <w:r>
+              <w:rPr>
+                <w:noProof/>
+                <w:webHidden/>
+              </w:rPr>
+              <w:instrText xml:space="preserve"> PAGEREF _Toc225332559 \h </w:instrText>
+            </w:r>
+            <w:r>
+              <w:rPr>
+                <w:noProof/>
+                <w:webHidden/>
+              </w:rPr>
+            </w:r>
+            <w:r>
+              <w:rPr>
+                <w:noProof/>
+                <w:webHidden/>
+              </w:rPr>
+              <w:fldChar w:fldCharType="separate"/>
+            </w:r>
+            <w:r>
+              <w:rPr>
+                <w:noProof/>
+                <w:webHidden/>
+              </w:rPr>
+              <w:t>12</w:t>
+            </w:r>
+            <w:r>
+              <w:rPr>
+                <w:noProof/>
+                <w:webHidden/>
+              </w:rPr>
+              <w:fldChar w:fldCharType="end"/>
+            </w:r>
+          </w:hyperlink>
+        </w:p>
+        <w:p>
+          <w:pPr>
+            <w:pStyle w:val="TJ3"/>
+            <w:tabs>
+              <w:tab w:val="left" w:pos="1320"/>
+              <w:tab w:val="right" w:leader="dot" w:pos="9062"/>
+            </w:tabs>
+            <w:rPr>
+              <w:rFonts w:eastAsiaTheme="minorEastAsia"/>
+              <w:noProof/>
+              <w:lang w:eastAsia="hu-HU"/>
+            </w:rPr>
+          </w:pPr>
+          <w:hyperlink w:anchor="_Toc225332560" w:history="1">
+            <w:r>
+              <w:rPr>
+                <w:rStyle w:val="Hiperhivatkozs"/>
+                <w:noProof/>
+              </w:rPr>
+              <w:t>2.2.9.</w:t>
+            </w:r>
+            <w:r>
+              <w:rPr>
+                <w:rFonts w:eastAsiaTheme="minorEastAsia"/>
+                <w:noProof/>
+                <w:lang w:eastAsia="hu-HU"/>
+              </w:rPr>
+              <w:tab/>
+            </w:r>
+            <w:r>
+              <w:rPr>
+                <w:rStyle w:val="Hiperhivatkozs"/>
+                <w:noProof/>
+              </w:rPr>
+              <w:t>Szamla</w:t>
+            </w:r>
+            <w:r>
+              <w:rPr>
+                <w:noProof/>
+                <w:webHidden/>
+              </w:rPr>
+              <w:tab/>
+            </w:r>
+            <w:r>
+              <w:rPr>
+                <w:noProof/>
+                <w:webHidden/>
+              </w:rPr>
+              <w:fldChar w:fldCharType="begin"/>
+            </w:r>
+            <w:r>
+              <w:rPr>
+                <w:noProof/>
+                <w:webHidden/>
+              </w:rPr>
+              <w:instrText xml:space="preserve"> PAGEREF _Toc225332560 \h </w:instrText>
+            </w:r>
+            <w:r>
+              <w:rPr>
+                <w:noProof/>
+                <w:webHidden/>
+              </w:rPr>
+            </w:r>
+            <w:r>
+              <w:rPr>
+                <w:noProof/>
+                <w:webHidden/>
+              </w:rPr>
+              <w:fldChar w:fldCharType="separate"/>
+            </w:r>
+            <w:r>
+              <w:rPr>
+                <w:noProof/>
+                <w:webHidden/>
+              </w:rPr>
+              <w:t>12</w:t>
+            </w:r>
+            <w:r>
+              <w:rPr>
+                <w:noProof/>
+                <w:webHidden/>
+              </w:rPr>
+              <w:fldChar w:fldCharType="end"/>
+            </w:r>
+          </w:hyperlink>
+        </w:p>
+        <w:p>
+          <w:pPr>
+            <w:pStyle w:val="TJ2"/>
+            <w:rPr>
+              <w:rFonts w:eastAsiaTheme="minorEastAsia"/>
+              <w:noProof/>
+              <w:lang w:eastAsia="hu-HU"/>
+            </w:rPr>
+          </w:pPr>
+          <w:hyperlink w:anchor="_Toc225332561" w:history="1">
+            <w:r>
+              <w:rPr>
+                <w:rStyle w:val="Hiperhivatkozs"/>
+                <w:noProof/>
+                <w14:scene3d>
+                  <w14:camera w14:prst="orthographicFront"/>
+                  <w14:lightRig w14:rig="threePt" w14:dir="t">
+                    <w14:rot w14:lat="0" w14:lon="0" w14:rev="0"/>
+                  </w14:lightRig>
+                </w14:scene3d>
+              </w:rPr>
+              <w:t>2.3.</w:t>
+            </w:r>
+            <w:r>
+              <w:rPr>
+                <w:rFonts w:eastAsiaTheme="minorEastAsia"/>
+                <w:noProof/>
+                <w:lang w:eastAsia="hu-HU"/>
+              </w:rPr>
+              <w:tab/>
+            </w:r>
+            <w:r>
+              <w:rPr>
+                <w:rStyle w:val="Hiperhivatkozs"/>
+                <w:noProof/>
+              </w:rPr>
+              <w:t>ER diagramm</w:t>
+            </w:r>
+            <w:r>
+              <w:rPr>
+                <w:noProof/>
+                <w:webHidden/>
+              </w:rPr>
+              <w:tab/>
+            </w:r>
+            <w:r>
+              <w:rPr>
+                <w:noProof/>
+                <w:webHidden/>
+              </w:rPr>
+              <w:fldChar w:fldCharType="begin"/>
+            </w:r>
+            <w:r>
+              <w:rPr>
+                <w:noProof/>
+                <w:webHidden/>
+              </w:rPr>
+              <w:instrText xml:space="preserve"> PAGEREF _Toc225332561 \h </w:instrText>
+            </w:r>
+            <w:r>
+              <w:rPr>
+                <w:noProof/>
+                <w:webHidden/>
+              </w:rPr>
+            </w:r>
+            <w:r>
+              <w:rPr>
+                <w:noProof/>
+                <w:webHidden/>
+              </w:rPr>
+              <w:fldChar w:fldCharType="separate"/>
+            </w:r>
+            <w:r>
+              <w:rPr>
+                <w:noProof/>
+                <w:webHidden/>
+              </w:rPr>
+              <w:t>13</w:t>
+            </w:r>
+            <w:r>
+              <w:rPr>
+                <w:noProof/>
+                <w:webHidden/>
+              </w:rPr>
+              <w:fldChar w:fldCharType="end"/>
+            </w:r>
+          </w:hyperlink>
+        </w:p>
+        <w:p>
+          <w:pPr>
+            <w:pStyle w:val="TJ1"/>
+            <w:rPr>
+              <w:rFonts w:cstheme="minorBidi"/>
+              <w:noProof/>
+            </w:rPr>
+          </w:pPr>
+          <w:hyperlink w:anchor="_Toc225332562" w:history="1">
+            <w:r>
+              <w:rPr>
+                <w:rStyle w:val="Hiperhivatkozs"/>
+                <w:rFonts w:cstheme="majorHAnsi"/>
+                <w:noProof/>
+              </w:rPr>
+              <w:t>3.</w:t>
+            </w:r>
+            <w:r>
+              <w:rPr>
+                <w:rFonts w:cstheme="minorBidi"/>
+                <w:noProof/>
+              </w:rPr>
+              <w:tab/>
+            </w:r>
+            <w:r>
+              <w:rPr>
+                <w:rStyle w:val="Hiperhivatkozs"/>
+                <w:noProof/>
+              </w:rPr>
+              <w:t>Frontend fejlesztői dokumentáció</w:t>
+            </w:r>
+            <w:r>
+              <w:rPr>
+                <w:noProof/>
+                <w:webHidden/>
+              </w:rPr>
+              <w:tab/>
+            </w:r>
+            <w:r>
+              <w:rPr>
+                <w:noProof/>
+                <w:webHidden/>
+              </w:rPr>
+              <w:fldChar w:fldCharType="begin"/>
+            </w:r>
+            <w:r>
+              <w:rPr>
+                <w:noProof/>
+                <w:webHidden/>
+              </w:rPr>
+              <w:instrText xml:space="preserve"> PAGEREF _Toc225332562 \h </w:instrText>
+            </w:r>
+            <w:r>
+              <w:rPr>
+                <w:noProof/>
+                <w:webHidden/>
+              </w:rPr>
+            </w:r>
+            <w:r>
+              <w:rPr>
+                <w:noProof/>
+                <w:webHidden/>
+              </w:rPr>
+              <w:fldChar w:fldCharType="separate"/>
+            </w:r>
+            <w:r>
+              <w:rPr>
+                <w:noProof/>
+                <w:webHidden/>
+              </w:rPr>
+              <w:t>14</w:t>
+            </w:r>
+            <w:r>
+              <w:rPr>
+                <w:noProof/>
+                <w:webHidden/>
+              </w:rPr>
+              <w:fldChar w:fldCharType="end"/>
+            </w:r>
+          </w:hyperlink>
+        </w:p>
+        <w:p>
+          <w:pPr>
+            <w:pStyle w:val="TJ1"/>
+            <w:rPr>
+              <w:rFonts w:cstheme="minorBidi"/>
+              <w:noProof/>
+            </w:rPr>
+          </w:pPr>
+          <w:hyperlink w:anchor="_Toc225332563" w:history="1">
+            <w:r>
+              <w:rPr>
+                <w:rStyle w:val="Hiperhivatkozs"/>
+                <w:rFonts w:cstheme="majorHAnsi"/>
+                <w:noProof/>
+              </w:rPr>
+              <w:t>4.</w:t>
+            </w:r>
+            <w:r>
+              <w:rPr>
+                <w:rFonts w:cstheme="minorBidi"/>
+                <w:noProof/>
+              </w:rPr>
+              <w:tab/>
+            </w:r>
+            <w:r>
+              <w:rPr>
+                <w:rStyle w:val="Hiperhivatkozs"/>
+                <w:noProof/>
+              </w:rPr>
+              <w:t>Frontend tesztelési dokumentáció</w:t>
+            </w:r>
+            <w:r>
+              <w:rPr>
+                <w:noProof/>
+                <w:webHidden/>
+              </w:rPr>
+              <w:tab/>
+            </w:r>
+            <w:r>
+              <w:rPr>
+                <w:noProof/>
+                <w:webHidden/>
+              </w:rPr>
+              <w:fldChar w:fldCharType="begin"/>
+            </w:r>
+            <w:r>
+              <w:rPr>
+                <w:noProof/>
+                <w:webHidden/>
+              </w:rPr>
+              <w:instrText xml:space="preserve"> PAGEREF _Toc225332563 \h </w:instrText>
+            </w:r>
+            <w:r>
+              <w:rPr>
+                <w:noProof/>
+                <w:webHidden/>
+              </w:rPr>
+            </w:r>
+            <w:r>
+              <w:rPr>
+                <w:noProof/>
+                <w:webHidden/>
+              </w:rPr>
+              <w:fldChar w:fldCharType="separate"/>
+            </w:r>
+            <w:r>
+              <w:rPr>
+                <w:noProof/>
+                <w:webHidden/>
+              </w:rPr>
+              <w:t>15</w:t>
+            </w:r>
+            <w:r>
+              <w:rPr>
+                <w:noProof/>
+                <w:webHidden/>
+              </w:rPr>
+              <w:fldChar w:fldCharType="end"/>
+            </w:r>
+          </w:hyperlink>
+        </w:p>
+        <w:p>
+          <w:pPr>
+            <w:pStyle w:val="TJ1"/>
+            <w:rPr>
+              <w:rFonts w:cstheme="minorBidi"/>
+              <w:noProof/>
+            </w:rPr>
+          </w:pPr>
+          <w:hyperlink w:anchor="_Toc225332564" w:history="1">
+            <w:r>
+              <w:rPr>
+                <w:rStyle w:val="Hiperhivatkozs"/>
+                <w:rFonts w:cstheme="majorHAnsi"/>
+                <w:noProof/>
+              </w:rPr>
+              <w:t>5.</w:t>
+            </w:r>
+            <w:r>
+              <w:rPr>
+                <w:rFonts w:cstheme="minorBidi"/>
+                <w:noProof/>
+              </w:rPr>
+              <w:tab/>
+            </w:r>
+            <w:r>
+              <w:rPr>
+                <w:rStyle w:val="Hiperhivatkozs"/>
+                <w:noProof/>
+              </w:rPr>
+              <w:t>Backend fejlesztői dokumentáció</w:t>
+            </w:r>
+            <w:r>
+              <w:rPr>
+                <w:noProof/>
+                <w:webHidden/>
+              </w:rPr>
+              <w:tab/>
+            </w:r>
+            <w:r>
+              <w:rPr>
+                <w:noProof/>
+                <w:webHidden/>
+              </w:rPr>
+              <w:fldChar w:fldCharType="begin"/>
+            </w:r>
+            <w:r>
+              <w:rPr>
+                <w:noProof/>
+                <w:webHidden/>
+              </w:rPr>
+              <w:instrText xml:space="preserve"> PAGEREF _Toc225332564 \h </w:instrText>
+            </w:r>
+            <w:r>
+              <w:rPr>
+                <w:noProof/>
+                <w:webHidden/>
+              </w:rPr>
+            </w:r>
+            <w:r>
+              <w:rPr>
+                <w:noProof/>
+                <w:webHidden/>
+              </w:rPr>
+              <w:fldChar w:fldCharType="separate"/>
+            </w:r>
+            <w:r>
+              <w:rPr>
+                <w:noProof/>
+                <w:webHidden/>
+              </w:rPr>
+              <w:t>16</w:t>
+            </w:r>
+            <w:r>
+              <w:rPr>
+                <w:noProof/>
+                <w:webHidden/>
+              </w:rPr>
+              <w:fldChar w:fldCharType="end"/>
+            </w:r>
+          </w:hyperlink>
+        </w:p>
+        <w:p>
+          <w:pPr>
+            <w:pStyle w:val="TJ1"/>
+            <w:rPr>
+              <w:rFonts w:cstheme="minorBidi"/>
+              <w:noProof/>
+            </w:rPr>
+          </w:pPr>
+          <w:hyperlink w:anchor="_Toc225332565" w:history="1">
+            <w:r>
+              <w:rPr>
+                <w:rStyle w:val="Hiperhivatkozs"/>
+                <w:rFonts w:cstheme="majorHAnsi"/>
+                <w:noProof/>
+              </w:rPr>
+              <w:t>6.</w:t>
+            </w:r>
+            <w:r>
+              <w:rPr>
+                <w:rFonts w:cstheme="minorBidi"/>
+                <w:noProof/>
+              </w:rPr>
+              <w:tab/>
+            </w:r>
+            <w:r>
+              <w:rPr>
+                <w:rStyle w:val="Hiperhivatkozs"/>
+                <w:noProof/>
+              </w:rPr>
+              <w:t>Backend tesztelési dokumentáció</w:t>
+            </w:r>
+            <w:r>
+              <w:rPr>
+                <w:noProof/>
+                <w:webHidden/>
+              </w:rPr>
+              <w:tab/>
+            </w:r>
+            <w:r>
+              <w:rPr>
+                <w:noProof/>
+                <w:webHidden/>
+              </w:rPr>
+              <w:fldChar w:fldCharType="begin"/>
+            </w:r>
+            <w:r>
+              <w:rPr>
+                <w:noProof/>
+                <w:webHidden/>
+              </w:rPr>
+              <w:instrText xml:space="preserve"> PAGEREF _Toc225332565 \h </w:instrText>
+            </w:r>
+            <w:r>
+              <w:rPr>
+                <w:noProof/>
+                <w:webHidden/>
+              </w:rPr>
+            </w:r>
+            <w:r>
+              <w:rPr>
+                <w:noProof/>
+                <w:webHidden/>
+              </w:rPr>
+              <w:fldChar w:fldCharType="separate"/>
+            </w:r>
+            <w:r>
+              <w:rPr>
+                <w:noProof/>
+                <w:webHidden/>
+              </w:rPr>
+              <w:t>17</w:t>
+            </w:r>
+            <w:r>
+              <w:rPr>
+                <w:noProof/>
+                <w:webHidden/>
+              </w:rPr>
+              <w:fldChar w:fldCharType="end"/>
+            </w:r>
+          </w:hyperlink>
+        </w:p>
+        <w:p>
+          <w:pPr>
+            <w:pStyle w:val="TJ1"/>
+            <w:rPr>
+              <w:rFonts w:cstheme="minorBidi"/>
+              <w:noProof/>
+            </w:rPr>
+          </w:pPr>
+          <w:hyperlink w:anchor="_Toc225332566" w:history="1">
+            <w:r>
+              <w:rPr>
+                <w:rStyle w:val="Hiperhivatkozs"/>
+                <w:rFonts w:cstheme="majorHAnsi"/>
+                <w:noProof/>
+              </w:rPr>
+              <w:t>7.</w:t>
+            </w:r>
+            <w:r>
+              <w:rPr>
+                <w:rFonts w:cstheme="minorBidi"/>
+                <w:noProof/>
+              </w:rPr>
+              <w:tab/>
+            </w:r>
+            <w:r>
+              <w:rPr>
+                <w:rStyle w:val="Hiperhivatkozs"/>
+                <w:noProof/>
+              </w:rPr>
+              <w:t>Felhasználói dokumentáció</w:t>
+            </w:r>
+            <w:r>
+              <w:rPr>
+                <w:noProof/>
+                <w:webHidden/>
+              </w:rPr>
+              <w:tab/>
+            </w:r>
+            <w:r>
+              <w:rPr>
+                <w:noProof/>
+                <w:webHidden/>
+              </w:rPr>
+              <w:fldChar w:fldCharType="begin"/>
+            </w:r>
+            <w:r>
+              <w:rPr>
+                <w:noProof/>
+                <w:webHidden/>
+              </w:rPr>
+              <w:instrText xml:space="preserve"> PAGEREF _Toc225332566 \h </w:instrText>
+            </w:r>
+            <w:r>
+              <w:rPr>
+                <w:noProof/>
+                <w:webHidden/>
+              </w:rPr>
+            </w:r>
+            <w:r>
+              <w:rPr>
+                <w:noProof/>
+                <w:webHidden/>
+              </w:rPr>
+              <w:fldChar w:fldCharType="separate"/>
+            </w:r>
+            <w:r>
+              <w:rPr>
+                <w:noProof/>
+                <w:webHidden/>
+              </w:rPr>
+              <w:t>18</w:t>
             </w:r>
             <w:r>
               <w:rPr>
@@ -3818,7 +4908,7 @@
       <w:pPr>
         <w:pStyle w:val="Cmsor1"/>
       </w:pPr>
-      <w:bookmarkStart w:id="7" w:name="_Toc225233627"/>
+      <w:bookmarkStart w:id="7" w:name="_Toc225332515"/>
       <w:r>
         <w:lastRenderedPageBreak/>
         <w:t>Specifikáció</w:t>
@@ -3837,7 +4927,7 @@
       <w:bookmarkStart w:id="8" w:name="_Toc210124523"/>
       <w:bookmarkStart w:id="9" w:name="_Toc225232124"/>
       <w:bookmarkStart w:id="10" w:name="_Toc225232282"/>
-      <w:bookmarkStart w:id="11" w:name="_Toc225233628"/>
+      <w:bookmarkStart w:id="11" w:name="_Toc225332516"/>
       <w:r>
         <w:t>Bevezetés</w:t>
       </w:r>
@@ -3854,7 +4944,7 @@
       <w:bookmarkStart w:id="13" w:name="_Toc210124524"/>
       <w:bookmarkStart w:id="14" w:name="_Toc225232125"/>
       <w:bookmarkStart w:id="15" w:name="_Toc225232283"/>
-      <w:bookmarkStart w:id="16" w:name="_Toc225233629"/>
+      <w:bookmarkStart w:id="16" w:name="_Toc225332517"/>
       <w:r>
         <w:t>Projekt címe</w:t>
       </w:r>
@@ -3889,7 +4979,7 @@
       <w:bookmarkStart w:id="18" w:name="_Toc210124525"/>
       <w:bookmarkStart w:id="19" w:name="_Toc225232126"/>
       <w:bookmarkStart w:id="20" w:name="_Toc225232284"/>
-      <w:bookmarkStart w:id="21" w:name="_Toc225233630"/>
+      <w:bookmarkStart w:id="21" w:name="_Toc225332518"/>
       <w:r>
         <w:t>Projekt rövid ismertetése</w:t>
       </w:r>
@@ -4031,7 +5121,7 @@
       <w:bookmarkStart w:id="23" w:name="_Toc210124526"/>
       <w:bookmarkStart w:id="24" w:name="_Toc225232127"/>
       <w:bookmarkStart w:id="25" w:name="_Toc225232285"/>
-      <w:bookmarkStart w:id="26" w:name="_Toc225233631"/>
+      <w:bookmarkStart w:id="26" w:name="_Toc225332519"/>
       <w:r>
         <w:t>Fő funkciók</w:t>
       </w:r>
@@ -4049,7 +5139,7 @@
       <w:bookmarkStart w:id="28" w:name="_Toc210124527"/>
       <w:bookmarkStart w:id="29" w:name="_Toc225232128"/>
       <w:bookmarkStart w:id="30" w:name="_Toc225232286"/>
-      <w:bookmarkStart w:id="31" w:name="_Toc225233632"/>
+      <w:bookmarkStart w:id="31" w:name="_Toc225332520"/>
       <w:r>
         <w:t>Rendeléskezelés</w:t>
       </w:r>
@@ -4131,7 +5221,7 @@
       <w:bookmarkStart w:id="33" w:name="_Toc210124528"/>
       <w:bookmarkStart w:id="34" w:name="_Toc225232129"/>
       <w:bookmarkStart w:id="35" w:name="_Toc225232287"/>
-      <w:bookmarkStart w:id="36" w:name="_Toc225233633"/>
+      <w:bookmarkStart w:id="36" w:name="_Toc225332521"/>
       <w:r>
         <w:lastRenderedPageBreak/>
         <w:t>Katalógus kezelés</w:t>
@@ -4186,7 +5276,7 @@
       <w:bookmarkStart w:id="38" w:name="_Toc210124529"/>
       <w:bookmarkStart w:id="39" w:name="_Toc225232130"/>
       <w:bookmarkStart w:id="40" w:name="_Toc225232288"/>
-      <w:bookmarkStart w:id="41" w:name="_Toc225233634"/>
+      <w:bookmarkStart w:id="41" w:name="_Toc225332522"/>
       <w:r>
         <w:t>Készletezés</w:t>
       </w:r>
@@ -4252,7 +5342,7 @@
       <w:bookmarkStart w:id="43" w:name="_Toc210124530"/>
       <w:bookmarkStart w:id="44" w:name="_Toc225232131"/>
       <w:bookmarkStart w:id="45" w:name="_Toc225232289"/>
-      <w:bookmarkStart w:id="46" w:name="_Toc225233635"/>
+      <w:bookmarkStart w:id="46" w:name="_Toc225332523"/>
       <w:r>
         <w:t>Adminisztráció</w:t>
       </w:r>
@@ -4298,7 +5388,7 @@
       <w:bookmarkStart w:id="48" w:name="_Toc210124531"/>
       <w:bookmarkStart w:id="49" w:name="_Toc225232132"/>
       <w:bookmarkStart w:id="50" w:name="_Toc225232290"/>
-      <w:bookmarkStart w:id="51" w:name="_Toc225233636"/>
+      <w:bookmarkStart w:id="51" w:name="_Toc225332524"/>
       <w:r>
         <w:t>Technológiai adatok</w:t>
       </w:r>
@@ -4316,7 +5406,7 @@
       <w:bookmarkStart w:id="53" w:name="_Toc210124532"/>
       <w:bookmarkStart w:id="54" w:name="_Toc225232133"/>
       <w:bookmarkStart w:id="55" w:name="_Toc225232291"/>
-      <w:bookmarkStart w:id="56" w:name="_Toc225233637"/>
+      <w:bookmarkStart w:id="56" w:name="_Toc225332525"/>
       <w:r>
         <w:t>Operációs rendszer</w:t>
       </w:r>
@@ -4361,7 +5451,7 @@
       <w:bookmarkStart w:id="58" w:name="_Toc210124533"/>
       <w:bookmarkStart w:id="59" w:name="_Toc225232134"/>
       <w:bookmarkStart w:id="60" w:name="_Toc225232292"/>
-      <w:bookmarkStart w:id="61" w:name="_Toc225233638"/>
+      <w:bookmarkStart w:id="61" w:name="_Toc225332526"/>
       <w:r>
         <w:t>Felhasznált programozási nyelvek</w:t>
       </w:r>
@@ -4427,7 +5517,7 @@
       <w:bookmarkStart w:id="63" w:name="_Toc210124534"/>
       <w:bookmarkStart w:id="64" w:name="_Toc225232135"/>
       <w:bookmarkStart w:id="65" w:name="_Toc225232293"/>
-      <w:bookmarkStart w:id="66" w:name="_Toc225233639"/>
+      <w:bookmarkStart w:id="66" w:name="_Toc225332527"/>
       <w:r>
         <w:t>Felhasznált technológiák</w:t>
       </w:r>
@@ -4500,7 +5590,7 @@
       <w:bookmarkStart w:id="68" w:name="_Toc210124535"/>
       <w:bookmarkStart w:id="69" w:name="_Toc225232136"/>
       <w:bookmarkStart w:id="70" w:name="_Toc225232294"/>
-      <w:bookmarkStart w:id="71" w:name="_Toc225233640"/>
+      <w:bookmarkStart w:id="71" w:name="_Toc225332528"/>
       <w:r>
         <w:lastRenderedPageBreak/>
         <w:t>Projekt részei</w:t>
@@ -4596,7 +5686,7 @@
       <w:bookmarkStart w:id="73" w:name="_Toc210124536"/>
       <w:bookmarkStart w:id="74" w:name="_Toc225232137"/>
       <w:bookmarkStart w:id="75" w:name="_Toc225232295"/>
-      <w:bookmarkStart w:id="76" w:name="_Toc225233641"/>
+      <w:bookmarkStart w:id="76" w:name="_Toc225332529"/>
       <w:r>
         <w:t>Szoftverfejlesztése</w:t>
       </w:r>
@@ -4646,7 +5736,7 @@
       <w:bookmarkStart w:id="78" w:name="_Toc210124537"/>
       <w:bookmarkStart w:id="79" w:name="_Toc225232138"/>
       <w:bookmarkStart w:id="80" w:name="_Toc225232296"/>
-      <w:bookmarkStart w:id="81" w:name="_Toc225233642"/>
+      <w:bookmarkStart w:id="81" w:name="_Toc225332530"/>
       <w:r>
         <w:t>Szoftver specifikáció</w:t>
       </w:r>
@@ -4677,7 +5767,7 @@
       <w:bookmarkStart w:id="83" w:name="_Toc210124538"/>
       <w:bookmarkStart w:id="84" w:name="_Toc225232139"/>
       <w:bookmarkStart w:id="85" w:name="_Toc225232297"/>
-      <w:bookmarkStart w:id="86" w:name="_Toc225233643"/>
+      <w:bookmarkStart w:id="86" w:name="_Toc225332531"/>
       <w:r>
         <w:t>Megjelenés</w:t>
       </w:r>
@@ -4751,7 +5841,7 @@
       <w:bookmarkStart w:id="88" w:name="_Toc210124539"/>
       <w:bookmarkStart w:id="89" w:name="_Toc225232140"/>
       <w:bookmarkStart w:id="90" w:name="_Toc225232298"/>
-      <w:bookmarkStart w:id="91" w:name="_Toc225233644"/>
+      <w:bookmarkStart w:id="91" w:name="_Toc225332532"/>
       <w:r>
         <w:t>Követelmények</w:t>
       </w:r>
@@ -4808,7 +5898,7 @@
       <w:bookmarkStart w:id="92" w:name="_Toc210124540"/>
       <w:bookmarkStart w:id="93" w:name="_Toc225232141"/>
       <w:bookmarkStart w:id="94" w:name="_Toc225232299"/>
-      <w:bookmarkStart w:id="95" w:name="_Toc225233645"/>
+      <w:bookmarkStart w:id="95" w:name="_Toc225332533"/>
       <w:r>
         <w:t>Jövőbeli bővítési lehetőségek</w:t>
       </w:r>
@@ -4857,7 +5947,7 @@
       <w:bookmarkStart w:id="97" w:name="_Toc210124541"/>
       <w:bookmarkStart w:id="98" w:name="_Toc225232142"/>
       <w:bookmarkStart w:id="99" w:name="_Toc225232300"/>
-      <w:bookmarkStart w:id="100" w:name="_Toc225233646"/>
+      <w:bookmarkStart w:id="100" w:name="_Toc225332534"/>
       <w:r>
         <w:t>Dokumentáció</w:t>
       </w:r>
@@ -4881,7 +5971,7 @@
       <w:bookmarkStart w:id="102" w:name="_Toc210124542"/>
       <w:bookmarkStart w:id="103" w:name="_Toc225232143"/>
       <w:bookmarkStart w:id="104" w:name="_Toc225232301"/>
-      <w:bookmarkStart w:id="105" w:name="_Toc225233647"/>
+      <w:bookmarkStart w:id="105" w:name="_Toc225332535"/>
       <w:r>
         <w:t>Erőforrás-terv, munkaidő nyilvántartás</w:t>
       </w:r>
@@ -4925,7 +6015,7 @@
       <w:bookmarkStart w:id="107" w:name="_Toc210124543"/>
       <w:bookmarkStart w:id="108" w:name="_Toc225232144"/>
       <w:bookmarkStart w:id="109" w:name="_Toc225232302"/>
-      <w:bookmarkStart w:id="110" w:name="_Toc225233648"/>
+      <w:bookmarkStart w:id="110" w:name="_Toc225332536"/>
       <w:r>
         <w:t>Technikai</w:t>
       </w:r>
@@ -4972,7 +6062,7 @@
       <w:bookmarkStart w:id="112" w:name="_Toc210124544"/>
       <w:bookmarkStart w:id="113" w:name="_Toc225232145"/>
       <w:bookmarkStart w:id="114" w:name="_Toc225232303"/>
-      <w:bookmarkStart w:id="115" w:name="_Toc225233649"/>
+      <w:bookmarkStart w:id="115" w:name="_Toc225332537"/>
       <w:r>
         <w:lastRenderedPageBreak/>
         <w:t>Forrás</w:t>
@@ -5004,7 +6094,7 @@
       <w:bookmarkStart w:id="117" w:name="_Toc210124545"/>
       <w:bookmarkStart w:id="118" w:name="_Toc225232146"/>
       <w:bookmarkStart w:id="119" w:name="_Toc225232304"/>
-      <w:bookmarkStart w:id="120" w:name="_Toc225233650"/>
+      <w:bookmarkStart w:id="120" w:name="_Toc225332538"/>
       <w:r>
         <w:t>Felhasználói</w:t>
       </w:r>
@@ -5037,7 +6127,7 @@
       <w:bookmarkStart w:id="122" w:name="_Toc210124546"/>
       <w:bookmarkStart w:id="123" w:name="_Toc225232147"/>
       <w:bookmarkStart w:id="124" w:name="_Toc225232305"/>
-      <w:bookmarkStart w:id="125" w:name="_Toc225233651"/>
+      <w:bookmarkStart w:id="125" w:name="_Toc225332539"/>
       <w:r>
         <w:t>Projekt adatlap</w:t>
       </w:r>
@@ -5193,7 +6283,7 @@
       </w:pPr>
       <w:bookmarkStart w:id="126" w:name="_Toc225232148"/>
       <w:bookmarkStart w:id="127" w:name="_Toc225232306"/>
-      <w:bookmarkStart w:id="128" w:name="_Toc225233652"/>
+      <w:bookmarkStart w:id="128" w:name="_Toc225332540"/>
       <w:bookmarkEnd w:id="126"/>
       <w:bookmarkEnd w:id="127"/>
       <w:r>
@@ -5206,7 +6296,7 @@
       <w:pPr>
         <w:pStyle w:val="Cmsor2"/>
       </w:pPr>
-      <w:bookmarkStart w:id="129" w:name="_Toc225233653"/>
+      <w:bookmarkStart w:id="129" w:name="_Toc225332541"/>
       <w:r>
         <w:t>Táblák</w:t>
       </w:r>
@@ -5216,7 +6306,7 @@
       <w:pPr>
         <w:pStyle w:val="Cmsor3"/>
       </w:pPr>
-      <w:bookmarkStart w:id="130" w:name="_Toc225233654"/>
+      <w:bookmarkStart w:id="130" w:name="_Toc225332542"/>
       <w:proofErr w:type="spellStart"/>
       <w:r>
         <w:t>Ceg</w:t>
@@ -5650,7 +6740,7 @@
       <w:pPr>
         <w:pStyle w:val="Cmsor3"/>
       </w:pPr>
-      <w:bookmarkStart w:id="131" w:name="_Toc225233655"/>
+      <w:bookmarkStart w:id="131" w:name="_Toc225332543"/>
       <w:proofErr w:type="spellStart"/>
       <w:r>
         <w:t>Felhasznalo</w:t>
@@ -5986,7 +7076,7 @@
       <w:pPr>
         <w:pStyle w:val="Cmsor3"/>
       </w:pPr>
-      <w:bookmarkStart w:id="132" w:name="_Toc225233656"/>
+      <w:bookmarkStart w:id="132" w:name="_Toc225332544"/>
       <w:proofErr w:type="spellStart"/>
       <w:r>
         <w:t>Partnerseg</w:t>
@@ -6258,7 +7348,7 @@
       <w:pPr>
         <w:pStyle w:val="Cmsor3"/>
       </w:pPr>
-      <w:bookmarkStart w:id="133" w:name="_Toc225233657"/>
+      <w:bookmarkStart w:id="133" w:name="_Toc225332545"/>
       <w:proofErr w:type="spellStart"/>
       <w:r>
         <w:lastRenderedPageBreak/>
@@ -6371,7 +7461,7 @@
       <w:pPr>
         <w:pStyle w:val="Cmsor3"/>
       </w:pPr>
-      <w:bookmarkStart w:id="134" w:name="_Toc225233658"/>
+      <w:bookmarkStart w:id="134" w:name="_Toc225332546"/>
       <w:r>
         <w:t>Termek</w:t>
       </w:r>
@@ -6797,7 +7887,7 @@
       <w:pPr>
         <w:pStyle w:val="Cmsor3"/>
       </w:pPr>
-      <w:bookmarkStart w:id="135" w:name="_Toc225233659"/>
+      <w:bookmarkStart w:id="135" w:name="_Toc225332547"/>
       <w:proofErr w:type="spellStart"/>
       <w:r>
         <w:t>Rendeles</w:t>
@@ -7213,7 +8303,7 @@
       <w:pPr>
         <w:pStyle w:val="Cmsor3"/>
       </w:pPr>
-      <w:bookmarkStart w:id="136" w:name="_Toc225233660"/>
+      <w:bookmarkStart w:id="136" w:name="_Toc225332548"/>
       <w:proofErr w:type="spellStart"/>
       <w:r>
         <w:lastRenderedPageBreak/>
@@ -7550,7 +8640,7 @@
       <w:pPr>
         <w:pStyle w:val="Cmsor3"/>
       </w:pPr>
-      <w:bookmarkStart w:id="137" w:name="_Toc225233661"/>
+      <w:bookmarkStart w:id="137" w:name="_Toc225332549"/>
       <w:proofErr w:type="spellStart"/>
       <w:r>
         <w:t>Ceg_alkalmazott</w:t>
@@ -7686,7 +8776,7 @@
       <w:pPr>
         <w:pStyle w:val="Cmsor3"/>
       </w:pPr>
-      <w:bookmarkStart w:id="138" w:name="_Toc225233662"/>
+      <w:bookmarkStart w:id="138" w:name="_Toc225332550"/>
       <w:proofErr w:type="spellStart"/>
       <w:r>
         <w:t>Szamla</w:t>
@@ -7970,18 +9060,22 @@
       <w:pPr>
         <w:pStyle w:val="Cmsor2"/>
       </w:pPr>
+      <w:bookmarkStart w:id="139" w:name="_Toc225332551"/>
       <w:r>
         <w:t>Táblák közötti kapcsolatok</w:t>
       </w:r>
+      <w:bookmarkEnd w:id="139"/>
     </w:p>
     <w:p>
       <w:pPr>
         <w:pStyle w:val="Cmsor3"/>
       </w:pPr>
+      <w:bookmarkStart w:id="140" w:name="_Toc225332552"/>
       <w:proofErr w:type="spellStart"/>
       <w:r>
         <w:t>Ceg</w:t>
       </w:r>
+      <w:bookmarkEnd w:id="140"/>
       <w:proofErr w:type="spellEnd"/>
     </w:p>
     <w:p>
@@ -8169,11 +9263,13 @@
       <w:pPr>
         <w:pStyle w:val="Cmsor3"/>
       </w:pPr>
+      <w:bookmarkStart w:id="141" w:name="_Toc225332553"/>
       <w:proofErr w:type="spellStart"/>
       <w:r>
         <w:lastRenderedPageBreak/>
         <w:t>Felhasznalo</w:t>
       </w:r>
+      <w:bookmarkEnd w:id="141"/>
       <w:proofErr w:type="spellEnd"/>
     </w:p>
     <w:p>
@@ -8277,10 +9373,12 @@
       <w:pPr>
         <w:pStyle w:val="Cmsor3"/>
       </w:pPr>
+      <w:bookmarkStart w:id="142" w:name="_Toc225332554"/>
       <w:proofErr w:type="spellStart"/>
       <w:r>
         <w:t>Partnerseg</w:t>
       </w:r>
+      <w:bookmarkEnd w:id="142"/>
       <w:proofErr w:type="spellEnd"/>
     </w:p>
     <w:p>
@@ -8400,10 +9498,12 @@
       <w:pPr>
         <w:pStyle w:val="Cmsor3"/>
       </w:pPr>
+      <w:bookmarkStart w:id="143" w:name="_Toc225332555"/>
       <w:proofErr w:type="spellStart"/>
       <w:r>
         <w:t>Termek_kategoria</w:t>
       </w:r>
+      <w:bookmarkEnd w:id="143"/>
       <w:proofErr w:type="spellEnd"/>
     </w:p>
     <w:p>
@@ -8479,9 +9579,11 @@
       <w:pPr>
         <w:pStyle w:val="Cmsor3"/>
       </w:pPr>
+      <w:bookmarkStart w:id="144" w:name="_Toc225332556"/>
       <w:r>
         <w:t>Termek</w:t>
       </w:r>
+      <w:bookmarkEnd w:id="144"/>
     </w:p>
     <w:p>
       <w:pPr>
@@ -8600,10 +9702,12 @@
       <w:pPr>
         <w:pStyle w:val="Cmsor3"/>
       </w:pPr>
+      <w:bookmarkStart w:id="145" w:name="_Toc225332557"/>
       <w:proofErr w:type="spellStart"/>
       <w:r>
         <w:t>Rendeles</w:t>
       </w:r>
+      <w:bookmarkEnd w:id="145"/>
       <w:proofErr w:type="spellEnd"/>
     </w:p>
     <w:p>
@@ -8767,11 +9871,13 @@
       <w:pPr>
         <w:pStyle w:val="Cmsor3"/>
       </w:pPr>
+      <w:bookmarkStart w:id="146" w:name="_Toc225332558"/>
       <w:proofErr w:type="spellStart"/>
       <w:r>
         <w:lastRenderedPageBreak/>
         <w:t>RendelesTetel</w:t>
       </w:r>
+      <w:bookmarkEnd w:id="146"/>
       <w:proofErr w:type="spellEnd"/>
     </w:p>
     <w:p>
@@ -8887,10 +9993,12 @@
       <w:pPr>
         <w:pStyle w:val="Cmsor3"/>
       </w:pPr>
+      <w:bookmarkStart w:id="147" w:name="_Toc225332559"/>
       <w:proofErr w:type="spellStart"/>
       <w:r>
         <w:t>Ceg_alkalmazott</w:t>
       </w:r>
+      <w:bookmarkEnd w:id="147"/>
       <w:proofErr w:type="spellEnd"/>
     </w:p>
     <w:p>
@@ -9006,29 +10114,25 @@
       <w:pPr>
         <w:pStyle w:val="Cmsor3"/>
       </w:pPr>
+      <w:bookmarkStart w:id="148" w:name="_Toc225332560"/>
       <w:proofErr w:type="spellStart"/>
       <w:r>
         <w:t>Szamla</w:t>
       </w:r>
-      <w:proofErr w:type="spellEnd"/>
-    </w:p>
-    <w:p>
-      <w:pPr>
-        <w:rPr>
-          <w:lang w:eastAsia="hu-HU"/>
-        </w:rPr>
-      </w:pPr>
-      <w:r>
-        <w:rPr>
-          <w:lang w:eastAsia="hu-HU"/>
-        </w:rPr>
-        <w:t>Elsődleges kulcs:</w:t>
-      </w:r>
-      <w:r>
-        <w:rPr>
-          <w:lang w:eastAsia="hu-HU"/>
-        </w:rPr>
-        <w:t xml:space="preserve"> </w:t>
+      <w:bookmarkEnd w:id="148"/>
+      <w:proofErr w:type="spellEnd"/>
+    </w:p>
+    <w:p>
+      <w:pPr>
+        <w:rPr>
+          <w:lang w:eastAsia="hu-HU"/>
+        </w:rPr>
+      </w:pPr>
+      <w:r>
+        <w:rPr>
+          <w:lang w:eastAsia="hu-HU"/>
+        </w:rPr>
+        <w:t xml:space="preserve">Elsődleges kulcs: </w:t>
       </w:r>
       <w:proofErr w:type="spellStart"/>
       <w:r>
@@ -9107,71 +10211,151 @@
       <w:pPr>
         <w:pStyle w:val="Cmsor2"/>
       </w:pPr>
-      <w:bookmarkStart w:id="139" w:name="_Toc225232150"/>
-      <w:bookmarkStart w:id="140" w:name="_Toc225232308"/>
-      <w:bookmarkStart w:id="141" w:name="_Toc225233663"/>
-      <w:bookmarkEnd w:id="139"/>
-      <w:bookmarkEnd w:id="140"/>
-      <w:bookmarkEnd w:id="141"/>
+      <w:bookmarkStart w:id="149" w:name="_Toc225232150"/>
+      <w:bookmarkStart w:id="150" w:name="_Toc225232308"/>
+      <w:bookmarkStart w:id="151" w:name="_Toc225332561"/>
+      <w:bookmarkEnd w:id="149"/>
+      <w:bookmarkEnd w:id="150"/>
+      <w:r>
+        <w:rPr>
+          <w:noProof/>
+        </w:rPr>
+        <w:lastRenderedPageBreak/>
+        <w:drawing>
+          <wp:anchor distT="0" distB="0" distL="114300" distR="114300" simplePos="0" relativeHeight="251658240" behindDoc="0" locked="0" layoutInCell="1" allowOverlap="1" wp14:anchorId="5CB768F8" wp14:editId="112E565E">
+            <wp:simplePos x="0" y="0"/>
+            <wp:positionH relativeFrom="column">
+              <wp:posOffset>-5979</wp:posOffset>
+            </wp:positionH>
+            <wp:positionV relativeFrom="paragraph">
+              <wp:posOffset>360045</wp:posOffset>
+            </wp:positionV>
+            <wp:extent cx="5760720" cy="6645910"/>
+            <wp:effectExtent l="38100" t="0" r="68580" b="97790"/>
+            <wp:wrapSquare wrapText="bothSides"/>
+            <wp:docPr id="1" name="Ábra 1"/>
+            <wp:cNvGraphicFramePr>
+              <a:graphicFrameLocks xmlns:a="http://schemas.openxmlformats.org/drawingml/2006/main" noChangeAspect="1"/>
+            </wp:cNvGraphicFramePr>
+            <a:graphic xmlns:a="http://schemas.openxmlformats.org/drawingml/2006/main">
+              <a:graphicData uri="http://schemas.openxmlformats.org/drawingml/2006/picture">
+                <pic:pic xmlns:pic="http://schemas.openxmlformats.org/drawingml/2006/picture">
+                  <pic:nvPicPr>
+                    <pic:cNvPr id="1" name="Ábra 1"/>
+                    <pic:cNvPicPr/>
+                  </pic:nvPicPr>
+                  <pic:blipFill>
+                    <a:blip r:embed="rId13">
+                      <a:extLst>
+                        <a:ext uri="{28A0092B-C50C-407E-A947-70E740481C1C}">
+                          <a14:useLocalDpi xmlns:a14="http://schemas.microsoft.com/office/drawing/2010/main" val="0"/>
+                        </a:ext>
+                        <a:ext uri="{96DAC541-7B7A-43D3-8B79-37D633B846F1}">
+                          <asvg:svgBlip xmlns:asvg="http://schemas.microsoft.com/office/drawing/2016/SVG/main" r:embed="rId14"/>
+                        </a:ext>
+                      </a:extLst>
+                    </a:blip>
+                    <a:stretch>
+                      <a:fillRect/>
+                    </a:stretch>
+                  </pic:blipFill>
+                  <pic:spPr>
+                    <a:xfrm>
+                      <a:off x="0" y="0"/>
+                      <a:ext cx="5760720" cy="6645910"/>
+                    </a:xfrm>
+                    <a:prstGeom prst="rect">
+                      <a:avLst/>
+                    </a:prstGeom>
+                    <a:effectLst>
+                      <a:outerShdw blurRad="50800" dist="38100" dir="2700000" algn="tl" rotWithShape="0">
+                        <a:prstClr val="black">
+                          <a:alpha val="40000"/>
+                        </a:prstClr>
+                      </a:outerShdw>
+                    </a:effectLst>
+                  </pic:spPr>
+                </pic:pic>
+              </a:graphicData>
+            </a:graphic>
+          </wp:anchor>
+        </w:drawing>
+      </w:r>
       <w:r>
         <w:t>ER diagramm</w:t>
       </w:r>
-    </w:p>
-    <w:p>
-      <w:pPr>
-        <w:rPr>
-          <w:lang w:eastAsia="hu-HU"/>
-        </w:rPr>
-      </w:pPr>
+      <w:bookmarkEnd w:id="151"/>
     </w:p>
     <w:p>
       <w:pPr>
         <w:pStyle w:val="Cmsor1"/>
       </w:pPr>
-      <w:bookmarkStart w:id="142" w:name="_Toc225232151"/>
-      <w:bookmarkStart w:id="143" w:name="_Toc225232309"/>
-      <w:bookmarkStart w:id="144" w:name="_Toc225233664"/>
+      <w:bookmarkStart w:id="152" w:name="_Toc225332562"/>
       <w:bookmarkEnd w:id="0"/>
-      <w:proofErr w:type="spellStart"/>
       <w:r>
         <w:lastRenderedPageBreak/>
-        <w:t>dsgdfg</w:t>
-      </w:r>
-      <w:bookmarkEnd w:id="142"/>
-      <w:bookmarkEnd w:id="143"/>
-      <w:bookmarkEnd w:id="144"/>
-      <w:proofErr w:type="spellEnd"/>
+        <w:t>Frontend fejlesztői dokumentáció</w:t>
+      </w:r>
+      <w:bookmarkEnd w:id="152"/>
+    </w:p>
+    <w:p>
+      <w:pPr>
+        <w:pStyle w:val="Cmsor1"/>
+      </w:pPr>
+      <w:bookmarkStart w:id="153" w:name="_Toc225332563"/>
+      <w:r>
+        <w:lastRenderedPageBreak/>
+        <w:t>Frontend tesztelési dokumentáció</w:t>
+      </w:r>
+      <w:bookmarkEnd w:id="153"/>
+    </w:p>
+    <w:p>
+      <w:pPr>
+        <w:rPr>
+          <w:lang w:eastAsia="hu-HU"/>
+        </w:rPr>
+      </w:pPr>
+    </w:p>
+    <w:p>
+      <w:pPr>
+        <w:pStyle w:val="Cmsor1"/>
+      </w:pPr>
+      <w:bookmarkStart w:id="154" w:name="_Toc225332564"/>
+      <w:r>
+        <w:lastRenderedPageBreak/>
+        <w:t>Backend fejlesztői dokumentáció</w:t>
+      </w:r>
+      <w:bookmarkEnd w:id="154"/>
+    </w:p>
+    <w:p>
+      <w:pPr>
+        <w:pStyle w:val="Cmsor1"/>
+      </w:pPr>
+      <w:bookmarkStart w:id="155" w:name="_Toc225332565"/>
+      <w:r>
+        <w:lastRenderedPageBreak/>
+        <w:t>Backend tesztelési dokumentáció</w:t>
+      </w:r>
+      <w:bookmarkEnd w:id="155"/>
+    </w:p>
+    <w:p>
+      <w:pPr>
+        <w:pStyle w:val="Cmsor1"/>
+      </w:pPr>
+      <w:bookmarkStart w:id="156" w:name="_Toc225332566"/>
+      <w:r>
+        <w:lastRenderedPageBreak/>
+        <w:t>Felhasználói dokumentáció</w:t>
+      </w:r>
+      <w:bookmarkEnd w:id="156"/>
     </w:p>
     <w:p>
       <w:pPr>
         <w:pStyle w:val="Cmsor2"/>
       </w:pPr>
-      <w:bookmarkStart w:id="145" w:name="_Toc225232152"/>
-      <w:bookmarkStart w:id="146" w:name="_Toc225232310"/>
-      <w:bookmarkStart w:id="147" w:name="_Toc225233665"/>
-      <w:proofErr w:type="spellStart"/>
-      <w:r>
-        <w:t>dghfdh</w:t>
-      </w:r>
-      <w:bookmarkEnd w:id="145"/>
-      <w:bookmarkEnd w:id="146"/>
-      <w:bookmarkEnd w:id="147"/>
-      <w:proofErr w:type="spellEnd"/>
-    </w:p>
-    <w:p>
-      <w:pPr>
-        <w:rPr>
-          <w:lang w:eastAsia="hu-HU"/>
-        </w:rPr>
-      </w:pPr>
-    </w:p>
-    <w:p>
-      <w:pPr>
-        <w:pStyle w:val="Cmsor2"/>
-      </w:pPr>
     </w:p>
     <w:sectPr>
-      <w:footerReference w:type="default" r:id="rId13"/>
+      <w:footerReference w:type="default" r:id="rId15"/>
       <w:pgSz w:w="11906" w:h="16838"/>
       <w:pgMar w:top="1417" w:right="1417" w:bottom="1417" w:left="1417" w:header="708" w:footer="708" w:gutter="0"/>
       <w:pgNumType w:start="1"/>
@@ -9793,7 +10977,7 @@
         <v:path o:extrusionok="f" gradientshapeok="t" o:connecttype="rect"/>
         <o:lock v:ext="edit" aspectratio="t"/>
       </v:shapetype>
-      <v:shape id="_x0000_i2082" type="#_x0000_t75" style="width:159.75pt;height:173.25pt" o:bullet="t">
+      <v:shape id="_x0000_i1194" type="#_x0000_t75" style="width:159.55pt;height:173.4pt" o:bullet="t">
         <v:imagedata r:id="rId1" o:title="reka_symbol_alt"/>
       </v:shape>
     </w:pict>
@@ -13342,12 +14526,13 @@
     <w:link w:val="Cmsor3Char"/>
     <w:uiPriority w:val="9"/>
     <w:qFormat/>
-    <w:rsid w:val="00321C0D"/>
+    <w:rsid w:val="00BD7DAD"/>
     <w:pPr>
       <w:numPr>
         <w:ilvl w:val="2"/>
       </w:numPr>
       <w:spacing w:before="100" w:beforeAutospacing="1" w:after="100" w:afterAutospacing="1"/>
+      <w:ind w:left="2211" w:hanging="1077"/>
       <w:outlineLvl w:val="2"/>
     </w:pPr>
     <w:rPr>
@@ -13360,6 +14545,7 @@
   <w:style w:type="character" w:default="1" w:styleId="Bekezdsalapbettpusa">
     <w:name w:val="Default Paragraph Font"/>
     <w:uiPriority w:val="1"/>
+    <w:semiHidden/>
     <w:unhideWhenUsed/>
   </w:style>
   <w:style w:type="table" w:default="1" w:styleId="Normltblzat">
@@ -13420,7 +14606,7 @@
     <w:basedOn w:val="Bekezdsalapbettpusa"/>
     <w:link w:val="Cmsor3"/>
     <w:uiPriority w:val="9"/>
-    <w:rsid w:val="00321C0D"/>
+    <w:rsid w:val="00BD7DAD"/>
     <w:rPr>
       <w:rFonts w:eastAsia="Times New Roman" w:cs="Times New Roman"/>
       <w:bCs/>
@@ -13838,7 +15024,7 @@
     <w:charset w:val="EE"/>
     <w:family w:val="roman"/>
     <w:pitch w:val="variable"/>
-    <w:sig w:usb0="E0002AFF" w:usb1="C0007843" w:usb2="00000009" w:usb3="00000000" w:csb0="000001FF" w:csb1="00000000"/>
+    <w:sig w:usb0="E0002EFF" w:usb1="C000785B" w:usb2="00000009" w:usb3="00000000" w:csb0="000001FF" w:csb1="00000000"/>
   </w:font>
   <w:font w:name="Calibri Light">
     <w:panose1 w:val="020F0302020204030204"/>
@@ -13881,7 +15067,7 @@
     <w:charset w:val="EE"/>
     <w:family w:val="swiss"/>
     <w:pitch w:val="variable"/>
-    <w:sig w:usb0="E0002AFF" w:usb1="4000ACFF" w:usb2="00000001" w:usb3="00000000" w:csb0="000001FF" w:csb1="00000000"/>
+    <w:sig w:usb0="E4002EFF" w:usb1="C200247B" w:usb2="00000009" w:usb3="00000000" w:csb0="000001FF" w:csb1="00000000"/>
   </w:font>
 </w:fonts>
 </file>
@@ -13903,6 +15089,7 @@
   </w:compat>
   <w:rsids>
     <w:rsidRoot w:val="00B95CD8"/>
+    <w:rsid w:val="00B21B4C"/>
     <w:rsid w:val="00B95CD8"/>
     <w:rsid w:val="00F75E55"/>
   </w:rsids>
@@ -14356,9 +15543,6 @@
   <w:style w:type="paragraph" w:customStyle="1" w:styleId="7A28CFD61F3149C18D3129633358CAA8">
     <w:name w:val="7A28CFD61F3149C18D3129633358CAA8"/>
   </w:style>
-  <w:style w:type="paragraph" w:customStyle="1" w:styleId="215536D86DD94E6B9E5CC8BB7089C1F7">
-    <w:name w:val="215536D86DD94E6B9E5CC8BB7089C1F7"/>
-  </w:style>
   <w:style w:type="paragraph" w:customStyle="1" w:styleId="EA19E557E67040AF94F88E31C6B39BC2">
     <w:name w:val="EA19E557E67040AF94F88E31C6B39BC2"/>
   </w:style>
